--- a/public/ancient-ethics.docx
+++ b/public/ancient-ethics.docx
@@ -19,54 +19,6 @@
       </w:r>
     </w:p>
     <w:p>
-      <w:r>
-        <w:rPr>
-          <w:noProof/>
-        </w:rPr>
-        <w:drawing>
-          <wp:inline distT="0" distB="0" distL="0" distR="0">
-            <wp:extent cx="5846323" cy="5846323"/>
-            <wp:effectExtent l="0" t="0" r="0" b="0"/>
-            <wp:docPr id="54551156" name="Picture 1"/>
-            <wp:cNvGraphicFramePr>
-              <a:graphicFrameLocks xmlns:a="http://schemas.openxmlformats.org/drawingml/2006/main" noChangeAspect="1"/>
-            </wp:cNvGraphicFramePr>
-            <a:graphic xmlns:a="http://schemas.openxmlformats.org/drawingml/2006/main">
-              <a:graphicData uri="http://schemas.openxmlformats.org/drawingml/2006/picture">
-                <pic:pic xmlns:pic="http://schemas.openxmlformats.org/drawingml/2006/picture">
-                  <pic:nvPicPr>
-                    <pic:cNvPr id="54551156" name="Picture 54551156"/>
-                    <pic:cNvPicPr/>
-                  </pic:nvPicPr>
-                  <pic:blipFill>
-                    <a:blip r:embed="rId5">
-                      <a:extLst>
-                        <a:ext uri="{28A0092B-C50C-407E-A947-70E740481C1C}">
-                          <a14:useLocalDpi xmlns:a14="http://schemas.microsoft.com/office/drawing/2010/main" val="0"/>
-                        </a:ext>
-                      </a:extLst>
-                    </a:blip>
-                    <a:stretch>
-                      <a:fillRect/>
-                    </a:stretch>
-                  </pic:blipFill>
-                  <pic:spPr>
-                    <a:xfrm>
-                      <a:off x="0" y="0"/>
-                      <a:ext cx="5887302" cy="5887302"/>
-                    </a:xfrm>
-                    <a:prstGeom prst="rect">
-                      <a:avLst/>
-                    </a:prstGeom>
-                  </pic:spPr>
-                </pic:pic>
-              </a:graphicData>
-            </a:graphic>
-          </wp:inline>
-        </w:drawing>
-      </w:r>
-    </w:p>
-    <w:p>
       <w:pPr>
         <w:rPr>
           <w:lang w:val="ru-RU"/>
@@ -123,14 +75,7 @@
         <w:rPr>
           <w:lang w:val="ru-RU"/>
         </w:rPr>
-        <w:t xml:space="preserve"> </w:t>
-      </w:r>
-      <w:r>
-        <w:rPr>
-          <w:lang w:val="ru-RU"/>
-        </w:rPr>
-        <w:lastRenderedPageBreak/>
-        <w:t xml:space="preserve">заключается в том, когда речь идёт о модели поведения, то есть об образе жизни человека, есть немаловажный вопрос: что вообще такое человек? </w:t>
+        <w:t xml:space="preserve"> заключается в том, когда речь идёт о модели поведения, то есть об образе жизни человека, есть немаловажный вопрос: что вообще такое человек? </w:t>
       </w:r>
       <w:r>
         <w:rPr>
@@ -303,6 +248,7 @@
         <w:rPr>
           <w:lang w:val="ru-RU"/>
         </w:rPr>
+        <w:lastRenderedPageBreak/>
         <w:t>При этом знание о смерти в нас присутствует только потому, что мы видим смерть других людей. Существует две перспективы восприятия себя:</w:t>
       </w:r>
     </w:p>
@@ -370,112 +316,112 @@
         <w:rPr>
           <w:lang w:val="ru-RU"/>
         </w:rPr>
-        <w:t xml:space="preserve">Какая из перспектив здесь настоящая, подлинная? Античная этика выбирает тактику «от первого лица», чтобы достичь атараксии, более того, она по их мнению является подлинной. «От первого лица» является первичной перспективой, «от третьего» — вторичной, созданной в обществе: рождаясь, человек не видит от третьего лица; не увидит и человек, не воспитанный другими </w:t>
+        <w:t>Какая из перспектив здесь настоящая, подлинная? Античная этика выбирает тактику «от первого лица», чтобы достичь атараксии, более того, она по их мнению является подлинной. «От первого лица» является первичной перспективой, «от третьего» — вторичной, созданной в обществе: рождаясь, человек не видит от третьего лица; не увидит и человек, не воспитанный другими людьми, например, Маугли. Наша проблема в том, что различие между двумя перспективами мы не замечаем, смешивая их. Только в первой перспективе мне доступен выбор, в том числе выбор, достижения атараксии, ведь в ней я никогда не умираю. Во второй, искусственной перспективе я испытываю постоянный внутренний конфликт — тревога. Но в ней есть и полезный эффект социализации, возможность находиться в обществе.</w:t>
+      </w:r>
+    </w:p>
+    <w:p>
+      <w:pPr>
+        <w:rPr>
+          <w:lang w:val="ru-RU"/>
+        </w:rPr>
+      </w:pPr>
+      <w:r>
+        <w:rPr>
+          <w:lang w:val="ru-RU"/>
+        </w:rPr>
+        <w:t>А что если можно как-то выбрать первую перспективу, при этом оставаясь в обществе? Этика говорит, что да. Буддисты достигали схожего состояния, уходя в нирвану, но при этом отделялись от общества.</w:t>
+      </w:r>
+    </w:p>
+    <w:p>
+      <w:pPr>
+        <w:rPr>
+          <w:lang w:val="ru-RU"/>
+        </w:rPr>
+      </w:pPr>
+      <w:r>
+        <w:rPr>
+          <w:lang w:val="ru-RU"/>
+        </w:rPr>
+        <w:t>Чтобы достичь этого, нам нужно перестать быть объектом наблюдения. Нужно нейтрализовать воздействие общества на себя. Должно быть все равно, что общество думает о тебе.</w:t>
+      </w:r>
+    </w:p>
+    <w:p>
+      <w:pPr>
+        <w:rPr>
+          <w:lang w:val="ru-RU"/>
+        </w:rPr>
+      </w:pPr>
+      <w:r>
+        <w:rPr>
+          <w:b/>
+          <w:lang w:val="ru-RU"/>
+        </w:rPr>
+        <w:t>Диоген Синопский</w:t>
+      </w:r>
+      <w:r>
+        <w:rPr>
+          <w:lang w:val="ru-RU"/>
+        </w:rPr>
+        <w:t xml:space="preserve"> Проблема Диогена в том, что он ничего содержательного не говорил и не записывал. Все, что от него осталось — это его действия. И все, что нужно делать с Диогеном и киниками — анализировать действия, но не слушать то, что они говорили. Ниже речь идет о том, что у диогена была стратегия, о которой он не рассказывал.</w:t>
+      </w:r>
+    </w:p>
+    <w:p>
+      <w:pPr>
+        <w:rPr>
+          <w:lang w:val="ru-RU"/>
+        </w:rPr>
+      </w:pPr>
+      <w:r>
+        <w:rPr>
+          <w:lang w:val="ru-RU"/>
+        </w:rPr>
+        <w:t xml:space="preserve">Социализация у человека происходит тогда, когда он впервые испытывает </w:t>
+      </w:r>
+      <w:r>
+        <w:rPr>
+          <w:i/>
+          <w:lang w:val="ru-RU"/>
+        </w:rPr>
+        <w:t>айдос</w:t>
+      </w:r>
+      <w:r>
+        <w:rPr>
+          <w:lang w:val="ru-RU"/>
+        </w:rPr>
+        <w:t xml:space="preserve"> (стыд, совестливость). Обычно в детстве это связано с чистоплотностью. То есть стратегия стоика должна лежать в бесстыдстве, наглости. Чтобы избавиться от стыда, мне нужно сделать действие. Если я просто буду совершать постыдные действия, то ничего не получится (хотя про Диогена именно так и пишут — что он уподобился собаке). Диоген совершает действия, которые являются ответом на то, что ему говорят. Он не навесил на себя образ собаки, это другие этот образ навесили на него. Вступая в такое взаимодействие, Диоген </w:t>
+      </w:r>
+      <w:r>
+        <w:rPr>
+          <w:i/>
+          <w:lang w:val="ru-RU"/>
+        </w:rPr>
+        <w:t>стирает границу между человек и собакой</w:t>
+      </w:r>
+      <w:r>
+        <w:rPr>
+          <w:lang w:val="ru-RU"/>
+        </w:rPr>
+        <w:t>. Он ставит вопрос: что в человеке есть человеческого? Допустим, человек говорит: я не ем публично, не сношаюсь, не испражняюсь и тп. Тогда Диоген указывает на то, что этого всего человек не совершает лишь публично: получается, у себя дома, пока никто не видит, тайком, он ведет себя как животное! Таким образом он пытается показать, что общество — конструкт, что-то искусственное, а настоящая, подлинная, естественная человеческая сущность — состояние животного.</w:t>
+      </w:r>
+    </w:p>
+    <w:p>
+      <w:pPr>
+        <w:rPr>
+          <w:lang w:val="ru-RU"/>
+        </w:rPr>
+      </w:pPr>
+      <w:r>
+        <w:rPr>
+          <w:lang w:val="ru-RU"/>
+        </w:rPr>
+        <w:t xml:space="preserve">Ситуация: актер, выступающий в театре. Актер субъект или объект? Так как на актера все смотрят, и он это чувствует, значит он объект.  Но! Актер создает образ, воздействующий на публику. Публика, пришедшая посмотреть спектакль, видит образ, то есть то, чего нет, ловушку. Актер с </w:t>
       </w:r>
       <w:r>
         <w:rPr>
           <w:lang w:val="ru-RU"/>
         </w:rPr>
         <w:lastRenderedPageBreak/>
-        <w:t>людьми, например, Маугли. Наша проблема в том, что различие между двумя перспективами мы не замечаем, смешивая их. Только в первой перспективе мне доступен выбор, в том числе выбор, достижения атараксии, ведь в ней я никогда не умираю. Во второй, искусственной перспективе я испытываю постоянный внутренний конфликт — тревога. Но в ней есть и полезный эффект социализации, возможность находиться в обществе.</w:t>
-      </w:r>
-    </w:p>
-    <w:p>
-      <w:pPr>
-        <w:rPr>
-          <w:lang w:val="ru-RU"/>
-        </w:rPr>
-      </w:pPr>
-      <w:r>
-        <w:rPr>
-          <w:lang w:val="ru-RU"/>
-        </w:rPr>
-        <w:t>А что если можно как-то выбрать первую перспективу, при этом оставаясь в обществе? Этика говорит, что да. Буддисты достигали схожего состояния, уходя в нирвану, но при этом отделялись от общества.</w:t>
-      </w:r>
-    </w:p>
-    <w:p>
-      <w:pPr>
-        <w:rPr>
-          <w:lang w:val="ru-RU"/>
-        </w:rPr>
-      </w:pPr>
-      <w:r>
-        <w:rPr>
-          <w:lang w:val="ru-RU"/>
-        </w:rPr>
-        <w:t>Чтобы достичь этого, нам нужно перестать быть объектом наблюдения. Нужно нейтрализовать воздействие общества на себя. Должно быть все равно, что общество думает о тебе.</w:t>
-      </w:r>
-    </w:p>
-    <w:p>
-      <w:pPr>
-        <w:rPr>
-          <w:lang w:val="ru-RU"/>
-        </w:rPr>
-      </w:pPr>
-      <w:r>
-        <w:rPr>
-          <w:b/>
-          <w:lang w:val="ru-RU"/>
-        </w:rPr>
-        <w:t>Диоген Синопский</w:t>
-      </w:r>
-      <w:r>
-        <w:rPr>
-          <w:lang w:val="ru-RU"/>
-        </w:rPr>
-        <w:t xml:space="preserve"> Проблема Диогена в том, что он ничего содержательного не говорил и не записывал. Все, что от него осталось — это его действия. И все, что нужно делать с Диогеном и киниками — анализировать действия, но не слушать то, что они говорили. Ниже речь идет о том, что у диогена была стратегия, о которой он не рассказывал.</w:t>
-      </w:r>
-    </w:p>
-    <w:p>
-      <w:pPr>
-        <w:rPr>
-          <w:lang w:val="ru-RU"/>
-        </w:rPr>
-      </w:pPr>
-      <w:r>
-        <w:rPr>
-          <w:lang w:val="ru-RU"/>
-        </w:rPr>
-        <w:t xml:space="preserve">Социализация у человека происходит тогда, когда он впервые испытывает </w:t>
-      </w:r>
-      <w:r>
-        <w:rPr>
-          <w:i/>
-          <w:lang w:val="ru-RU"/>
-        </w:rPr>
-        <w:t>айдос</w:t>
-      </w:r>
-      <w:r>
-        <w:rPr>
-          <w:lang w:val="ru-RU"/>
-        </w:rPr>
-        <w:t xml:space="preserve"> (стыд, совестливость). Обычно в детстве это связано с чистоплотностью. То есть стратегия стоика должна лежать в бесстыдстве, наглости. Чтобы избавиться от стыда, мне нужно сделать действие. Если я просто буду совершать постыдные действия, то ничего не получится (хотя про Диогена именно так и пишут — что он уподобился собаке). Диоген совершает действия, которые являются ответом на то, что ему говорят. Он не навесил на себя образ собаки, это другие этот образ навесили на него. Вступая в такое взаимодействие, Диоген </w:t>
-      </w:r>
-      <w:r>
-        <w:rPr>
-          <w:i/>
-          <w:lang w:val="ru-RU"/>
-        </w:rPr>
-        <w:t>стирает границу между человек и собакой</w:t>
-      </w:r>
-      <w:r>
-        <w:rPr>
-          <w:lang w:val="ru-RU"/>
-        </w:rPr>
-        <w:t>. Он ставит вопрос: что в человеке есть человеческого? Допустим, человек говорит: я не ем публично, не сношаюсь, не испражняюсь и тп. Тогда Диоген указывает на то, что этого всего человек не совершает лишь публично: получается, у себя дома, пока никто не видит, тайком, он ведет себя как животное! Таким образом он пытается показать, что общество — конструкт, что-то искусственное, а настоящая, подлинная, естественная человеческая сущность — состояние животного.</w:t>
-      </w:r>
-    </w:p>
-    <w:p>
-      <w:pPr>
-        <w:rPr>
-          <w:lang w:val="ru-RU"/>
-        </w:rPr>
-      </w:pPr>
-      <w:r>
-        <w:rPr>
-          <w:lang w:val="ru-RU"/>
-        </w:rPr>
-        <w:t>Ситуация: актер, выступающий в театре. Актер субъект или объект? Так как на актера все смотрят, и он это чувствует, значит он объект.  Но! Актер создает образ, воздействующий на публику. Публика, пришедшая посмотреть спектакль, видит образ, то есть то, чего нет, ловушку. Актер с помощью образа вызывает некоторые эмоциональные реакции, и тогда публика здесь является объектом. Актер управляет публикой, вводя её в такие эмоциональные состояния, какие хочет. Он ею манипулирует.</w:t>
+        <w:t>помощью образа вызывает некоторые эмоциональные реакции, и тогда публика здесь является объектом. Актер управляет публикой, вводя её в такие эмоциональные состояния, какие хочет. Он ею манипулирует.</w:t>
       </w:r>
     </w:p>
     <w:p>
@@ -501,14 +447,7 @@
         <w:rPr>
           <w:lang w:val="ru-RU"/>
         </w:rPr>
-        <w:t xml:space="preserve">Ещё раз логика Диогена(или актера): я достигаю своей субъектности (то есть нахожусь в позиции от первого лица) потому что создаю образ, который, по мнению тех, кто смотрит на мои стыдные действия, является объектом (то есть они смотрят на меня), тогда как я знаю, что на самом деле это я смотрю на то, как они смотрят на мой образ, значит субъект здесь я, а объект — все вокруг. Цель Диогена — быть главным манипулятором, «смеющимся». Если бы Диоген был при жизни разоблачен, он перестал бы быть субъектом, потому что теперь бы все смотрели на него, понимая </w:t>
-      </w:r>
-      <w:r>
-        <w:rPr>
-          <w:lang w:val="ru-RU"/>
-        </w:rPr>
-        <w:lastRenderedPageBreak/>
-        <w:t>все его действия. Ценность его стратегии была в том, что её никто не понимает. Понятая, она больше не может быть используема, поэтому второго Диогена быть не может.</w:t>
+        <w:t>Ещё раз логика Диогена(или актера): я достигаю своей субъектности (то есть нахожусь в позиции от первого лица) потому что создаю образ, который, по мнению тех, кто смотрит на мои стыдные действия, является объектом (то есть они смотрят на меня), тогда как я знаю, что на самом деле это я смотрю на то, как они смотрят на мой образ, значит субъект здесь я, а объект — все вокруг. Цель Диогена — быть главным манипулятором, «смеющимся». Если бы Диоген был при жизни разоблачен, он перестал бы быть субъектом, потому что теперь бы все смотрели на него, понимая все его действия. Ценность его стратегии была в том, что её никто не понимает. Понятая, она больше не может быть используема, поэтому второго Диогена быть не может.</w:t>
       </w:r>
     </w:p>
     <w:p>
@@ -550,6 +489,7 @@
           <w:b w:val="0"/>
           <w:i w:val="0"/>
         </w:rPr>
+        <w:lastRenderedPageBreak/>
         <w:t>Урок 18. От Диогена к стоикам</w:t>
       </w:r>
     </w:p>
@@ -574,7 +514,7 @@
                     <pic:cNvPicPr/>
                   </pic:nvPicPr>
                   <pic:blipFill>
-                    <a:blip r:embed="rId6">
+                    <a:blip r:embed="rId5">
                       <a:extLst>
                         <a:ext uri="{28A0092B-C50C-407E-A947-70E740481C1C}">
                           <a14:useLocalDpi xmlns:a14="http://schemas.microsoft.com/office/drawing/2010/main" val="0"/>
@@ -650,8 +590,14 @@
         <w:rPr>
           <w:lang w:val="ru-RU"/>
         </w:rPr>
+        <w:t xml:space="preserve">Кто я? Кто принимает решения по принятию модели поведения? Прошлый урок был посвящен первому пункту. Вопрос на понимание второго пункта: считал ли Диоген человека собакой? Нет, скорее он задавал вопрос о том, что есть человек. Он совершал постыдные действия, которые, будучи совершенными животным, не вызывали бы стыда. Смыл этих действий был в том, что все, что делал Диоген, на самом деле делает каждый человек, но делает это не публично. То есть постыдным является именно то, что Диоген делает эти действия на глазах у других. Другие люди эти же свои действия скрывают. Диоген указывал на то, что в человеке есть животное начало. Но что в нас есть помимо </w:t>
+      </w:r>
+      <w:r>
+        <w:rPr>
+          <w:lang w:val="ru-RU"/>
+        </w:rPr>
         <w:lastRenderedPageBreak/>
-        <w:t>Кто я? Кто принимает решения по принятию модели поведения? Прошлый урок был посвящен первому пункту. Вопрос на понимание второго пункта: считал ли Диоген человека собакой? Нет, скорее он задавал вопрос о том, что есть человек. Он совершал постыдные действия, которые, будучи совершенными животным, не вызывали бы стыда. Смыл этих действий был в том, что все, что делал Диоген, на самом деле делает каждый человек, но делает это не публично. То есть постыдным является именно то, что Диоген делает эти действия на глазах у других. Другие люди эти же свои действия скрывают. Диоген указывал на то, что в человеке есть животное начало. Но что в нас есть помимо животного начала? В нас есть чувство взгляда на себя со стороны, которое порождает стыд, заставляя разыгрывать в социуме определенный спектакль, несущий искусственный, фиктивный характер. Итого, Диоген своими действиями ставит вопрос: что такое человек? Он старается ими разрушить искусственный спектакль, чтобы обнажить настоящее — животное начало. Он призывает показать, что ещё настоящего есть в человеке, кто животного начала.</w:t>
+        <w:t>животного начала? В нас есть чувство взгляда на себя со стороны, которое порождает стыд, заставляя разыгрывать в социуме определенный спектакль, несущий искусственный, фиктивный характер. Итого, Диоген своими действиями ставит вопрос: что такое человек? Он старается ими разрушить искусственный спектакль, чтобы обнажить настоящее — животное начало. Он призывает показать, что ещё настоящего есть в человеке, кто животного начала.</w:t>
       </w:r>
     </w:p>
     <w:p>
@@ -867,47 +813,53 @@
         <w:rPr>
           <w:lang w:val="ru-RU"/>
         </w:rPr>
+        <w:t xml:space="preserve">Возьмем самую экстремальную страсть: </w:t>
+      </w:r>
+      <w:r>
+        <w:rPr>
+          <w:i/>
+          <w:lang w:val="ru-RU"/>
+        </w:rPr>
+        <w:t>люпе</w:t>
+      </w:r>
+      <w:r>
+        <w:rPr>
+          <w:lang w:val="ru-RU"/>
+        </w:rPr>
+        <w:t xml:space="preserve"> — в смысле физического страдания. Как его вообще превратить в суждение? Возьмем немного адаптированные размышления Марка Аврелия.</w:t>
+      </w:r>
+    </w:p>
+    <w:p>
+      <w:pPr>
+        <w:rPr>
+          <w:lang w:val="ru-RU"/>
+        </w:rPr>
+      </w:pPr>
+      <w:r>
+        <w:rPr>
+          <w:lang w:val="ru-RU"/>
+        </w:rPr>
+        <w:t xml:space="preserve">Допустим, у человека болит палец уже 30 минут, и будет болеть ещё минимум 20 минут, пока не подействует лекарство. Вопрос: сколько болит палец? Ответ: </w:t>
+      </w:r>
+      <w:r>
+        <w:rPr>
+          <w:i/>
+          <w:lang w:val="ru-RU"/>
+        </w:rPr>
+        <w:t>одно мгновение</w:t>
+      </w:r>
+      <w:r>
+        <w:rPr>
+          <w:lang w:val="ru-RU"/>
+        </w:rPr>
+        <w:t xml:space="preserve">. Боль (как и любая страсть) существует только в настоящем. Но, воспринимая боль, мы суммируем это чувство со всей прошедшей болью и со всей будущей. Получившаяся боль — это психологический конструкт, </w:t>
+      </w:r>
+      <w:r>
+        <w:rPr>
+          <w:lang w:val="ru-RU"/>
+        </w:rPr>
         <w:lastRenderedPageBreak/>
-        <w:t xml:space="preserve">Возьмем самую экстремальную страсть: </w:t>
-      </w:r>
-      <w:r>
-        <w:rPr>
-          <w:i/>
-          <w:lang w:val="ru-RU"/>
-        </w:rPr>
-        <w:t>люпе</w:t>
-      </w:r>
-      <w:r>
-        <w:rPr>
-          <w:lang w:val="ru-RU"/>
-        </w:rPr>
-        <w:t xml:space="preserve"> — в смысле физического страдания. Как его вообще превратить в суждение? Возьмем немного адаптированные размышления Марка Аврелия.</w:t>
-      </w:r>
-    </w:p>
-    <w:p>
-      <w:pPr>
-        <w:rPr>
-          <w:lang w:val="ru-RU"/>
-        </w:rPr>
-      </w:pPr>
-      <w:r>
-        <w:rPr>
-          <w:lang w:val="ru-RU"/>
-        </w:rPr>
-        <w:t xml:space="preserve">Допустим, у человека болит палец уже 30 минут, и будет болеть ещё минимум 20 минут, пока не подействует лекарство. Вопрос: сколько болит палец? Ответ: </w:t>
-      </w:r>
-      <w:r>
-        <w:rPr>
-          <w:i/>
-          <w:lang w:val="ru-RU"/>
-        </w:rPr>
-        <w:t>одно мгновение</w:t>
-      </w:r>
-      <w:r>
-        <w:rPr>
-          <w:lang w:val="ru-RU"/>
-        </w:rPr>
-        <w:t xml:space="preserve">. Боль (как и любая страсть) существует только в настоящем. Но, воспринимая боль, мы суммируем это чувство со всей прошедшей болью и со всей будущей. Получившаяся боль — это психологический конструкт, ведь та боль, которая была в прошлом, больше не существует (как больно! мой палец болит уже полчаса!), а будущая боль ещё не случилась (как больно! мне терпеть ещё 20 минут!). В этом нереальном «психологическом времени» человек придумывает себе усиленную боль, то есть выносит свое </w:t>
+        <w:t xml:space="preserve">ведь та боль, которая была в прошлом, больше не существует (как больно! мой палец болит уже полчаса!), а будущая боль ещё не случилась (как больно! мне терпеть ещё 20 минут!). В этом нереальном «психологическом времени» человек придумывает себе усиленную боль, то есть выносит свое </w:t>
       </w:r>
       <w:r>
         <w:rPr>
@@ -1010,11 +962,19 @@
           <w:b w:val="0"/>
           <w:i w:val="0"/>
         </w:rPr>
-        <w:lastRenderedPageBreak/>
         <w:t>Урок 19. Физика стоиков</w:t>
       </w:r>
     </w:p>
     <w:p>
+      <w:r>
+        <w:fldChar w:fldCharType="begin"/>
+      </w:r>
+      <w:r>
+        <w:instrText xml:space="preserve"> INCLUDEPICTURE  \d "/lesson-previews/lesson-19-preview.jpeg" \* MERGEFORMATINET </w:instrText>
+      </w:r>
+      <w:r>
+        <w:fldChar w:fldCharType="separate"/>
+      </w:r>
       <w:r>
         <w:fldChar w:fldCharType="begin"/>
       </w:r>
@@ -1064,7 +1024,7 @@
             <o:lock v:ext="edit" aspectratio="t"/>
           </v:shapetype>
           <v:shape id="_x0000_i1025" type="#_x0000_t75" alt="lesson-19-preview" style="width:3in;height:3in">
-            <v:imagedata r:id="rId7"/>
+            <v:imagedata r:id="rId6"/>
           </v:shape>
         </w:pict>
       </w:r>
@@ -1077,6 +1037,9 @@
       <w:r>
         <w:fldChar w:fldCharType="end"/>
       </w:r>
+      <w:r>
+        <w:fldChar w:fldCharType="end"/>
+      </w:r>
     </w:p>
     <w:p>
       <w:pPr>
@@ -1101,6 +1064,7 @@
         <w:rPr>
           <w:lang w:val="ru-RU"/>
         </w:rPr>
+        <w:lastRenderedPageBreak/>
         <w:t>Итак, образ действия на прошлом уроке был изучен. Теперь выведем на основе того, что реальность позволила нам осуществить наши действия (достигнуть атараксии), знание о мире. Отличие онтологии стоиков от онтологии Платона и Аристотеля в том, что она не вводит «второй реальности». Она представляет собой прото-материалистическую модель, не находясь в прямой конфронтации с экспериментально картиной мира. Более того, у стоиков есть ответ на вопрос, откуда в объяснениях Платона и Аристотеля берется вторая реальность.</w:t>
       </w:r>
     </w:p>
@@ -1226,99 +1190,99 @@
         <w:rPr>
           <w:lang w:val="ru-RU"/>
         </w:rPr>
+        <w:t xml:space="preserve">Она — это нечто неделимое, не суммируемое, </w:t>
+      </w:r>
+      <w:r>
+        <w:rPr>
+          <w:i/>
+          <w:lang w:val="ru-RU"/>
+        </w:rPr>
+        <w:t>интенсивное.</w:t>
+      </w:r>
+      <w:r>
+        <w:rPr>
+          <w:lang w:val="ru-RU"/>
+        </w:rPr>
+        <w:t xml:space="preserve"> Пример экстенсивного свойства: масса — если поделить предмет пополам, масса новых предметов будет поделенной пополам массой первого предмета; пример интенсивного свойства: цвет — если сломать пополам предмет, цвет у новых предметов будет тем же. Так вот, это интенсивное нечто, присутствует в настоящем </w:t>
+      </w:r>
+      <w:r>
+        <w:rPr>
+          <w:b/>
+          <w:lang w:val="ru-RU"/>
+        </w:rPr>
+        <w:t>целиком</w:t>
+      </w:r>
+      <w:r>
+        <w:rPr>
+          <w:lang w:val="ru-RU"/>
+        </w:rPr>
+        <w:t>.</w:t>
+      </w:r>
+    </w:p>
+    <w:p>
+      <w:pPr>
+        <w:rPr>
+          <w:lang w:val="ru-RU"/>
+        </w:rPr>
+      </w:pPr>
+      <w:r>
+        <w:rPr>
+          <w:lang w:val="ru-RU"/>
+        </w:rPr>
+        <w:t xml:space="preserve">Что же такое переживание? Для объяснения этого состояния был введен термин «тонос» (натяжение лука) — натяжение, напряжение. Переживать — находиться в неком напряжении. Но это не нервное напряжение и не равновесие! Это скорее бодрость, концентрация сил. Это некоторая величина, у которой есть значение: тоноса может быть больше или меньше, он неделим, но изменяется с течением времени. Любое понятие страсти (боль, удовольствие) появляется при развертке (создании топологической модели), объединении нескольких состояний сразу. Сущность, которая может иметь разные значения тоноса — </w:t>
+      </w:r>
+      <w:r>
+        <w:rPr>
+          <w:b/>
+          <w:i/>
+          <w:lang w:val="ru-RU"/>
+        </w:rPr>
+        <w:t>пневма</w:t>
+      </w:r>
+      <w:r>
+        <w:rPr>
+          <w:lang w:val="ru-RU"/>
+        </w:rPr>
+        <w:t xml:space="preserve"> (ветер, дуновение, дыхание). Именно благодаря ей существуют мышление, восприятие, сознание. Пневма — это то, </w:t>
+      </w:r>
+      <w:r>
+        <w:rPr>
+          <w:i/>
+          <w:lang w:val="ru-RU"/>
+        </w:rPr>
+        <w:t>что</w:t>
+      </w:r>
+      <w:r>
+        <w:rPr>
+          <w:lang w:val="ru-RU"/>
+        </w:rPr>
+        <w:t xml:space="preserve"> переживает. Человек это и есть пневма. Все наши воспоминания это проявления пневмы. Человек отличается от животного более высоким уровнем интенсивности пневмы, потому что человек способен на большее количество вещей. В нем пневма проявляет себя более активно. Но пневма проявляется не только в мышлении или сознании.</w:t>
+      </w:r>
+    </w:p>
+    <w:p>
+      <w:pPr>
+        <w:rPr>
+          <w:lang w:val="ru-RU"/>
+        </w:rPr>
+      </w:pPr>
+      <w:r>
+        <w:rPr>
+          <w:lang w:val="ru-RU"/>
+        </w:rPr>
+        <w:t>Почему пневма является условием свободы воли? Почему пневма является характеристикой свободы воли? Каковы условия физической реальности, которая обеспечивает нашу свободу воли?</w:t>
+      </w:r>
+    </w:p>
+    <w:p>
+      <w:pPr>
+        <w:rPr>
+          <w:lang w:val="ru-RU"/>
+        </w:rPr>
+      </w:pPr>
+      <w:r>
+        <w:rPr>
+          <w:lang w:val="ru-RU"/>
+        </w:rPr>
         <w:lastRenderedPageBreak/>
-        <w:t xml:space="preserve">Она — это нечто неделимое, не суммируемое, </w:t>
-      </w:r>
-      <w:r>
-        <w:rPr>
-          <w:i/>
-          <w:lang w:val="ru-RU"/>
-        </w:rPr>
-        <w:t>интенсивное.</w:t>
-      </w:r>
-      <w:r>
-        <w:rPr>
-          <w:lang w:val="ru-RU"/>
-        </w:rPr>
-        <w:t xml:space="preserve"> Пример экстенсивного свойства: масса — если поделить предмет пополам, масса новых предметов будет поделенной пополам массой первого предмета; пример интенсивного свойства: цвет — если сломать пополам предмет, цвет у новых предметов будет тем же. Так вот, это интенсивное нечто, присутствует в настоящем </w:t>
-      </w:r>
-      <w:r>
-        <w:rPr>
-          <w:b/>
-          <w:lang w:val="ru-RU"/>
-        </w:rPr>
-        <w:t>целиком</w:t>
-      </w:r>
-      <w:r>
-        <w:rPr>
-          <w:lang w:val="ru-RU"/>
-        </w:rPr>
-        <w:t>.</w:t>
-      </w:r>
-    </w:p>
-    <w:p>
-      <w:pPr>
-        <w:rPr>
-          <w:lang w:val="ru-RU"/>
-        </w:rPr>
-      </w:pPr>
-      <w:r>
-        <w:rPr>
-          <w:lang w:val="ru-RU"/>
-        </w:rPr>
-        <w:t xml:space="preserve">Что же такое переживание? Для объяснения этого состояния был введен термин «тонос» (натяжение лука) — натяжение, напряжение. Переживать — находиться в неком напряжении. Но это не нервное напряжение и не равновесие! Это скорее бодрость, концентрация сил. Это некоторая величина, у которой есть значение: тоноса может быть больше или меньше, он неделим, но изменяется с течением времени. Любое понятие страсти (боль, удовольствие) появляется при развертке (создании топологической модели), объединении нескольких состояний сразу. Сущность, которая может иметь разные значения тоноса — </w:t>
-      </w:r>
-      <w:r>
-        <w:rPr>
-          <w:b/>
-          <w:i/>
-          <w:lang w:val="ru-RU"/>
-        </w:rPr>
-        <w:t>пневма</w:t>
-      </w:r>
-      <w:r>
-        <w:rPr>
-          <w:lang w:val="ru-RU"/>
-        </w:rPr>
-        <w:t xml:space="preserve"> (ветер, дуновение, дыхание). Именно благодаря ей существуют мышление, восприятие, сознание. Пневма — это то, </w:t>
-      </w:r>
-      <w:r>
-        <w:rPr>
-          <w:i/>
-          <w:lang w:val="ru-RU"/>
-        </w:rPr>
-        <w:t>что</w:t>
-      </w:r>
-      <w:r>
-        <w:rPr>
-          <w:lang w:val="ru-RU"/>
-        </w:rPr>
-        <w:t xml:space="preserve"> переживает. Человек это и есть пневма. Все наши воспоминания это проявления пневмы. Человек отличается от животного более высоким уровнем интенсивности пневмы, потому что человек способен на большее количество вещей. В нем пневма проявляет себя более активно. Но пневма проявляется не только в мышлении или сознании.</w:t>
-      </w:r>
-    </w:p>
-    <w:p>
-      <w:pPr>
-        <w:rPr>
-          <w:lang w:val="ru-RU"/>
-        </w:rPr>
-      </w:pPr>
-      <w:r>
-        <w:rPr>
-          <w:lang w:val="ru-RU"/>
-        </w:rPr>
-        <w:t>Почему пневма является условием свободы воли? Почему пневма является характеристикой свободы воли? Каковы условия физической реальности, которая обеспечивает нашу свободу воли?</w:t>
-      </w:r>
-    </w:p>
-    <w:p>
-      <w:pPr>
-        <w:rPr>
-          <w:lang w:val="ru-RU"/>
-        </w:rPr>
-      </w:pPr>
-      <w:r>
-        <w:rPr>
-          <w:lang w:val="ru-RU"/>
-        </w:rPr>
         <w:t>Так или иначе, человек существует среди протяженных материальных тел, которые являются разверткой. Для этих тел у стоиков есть понятие — «</w:t>
       </w:r>
       <w:r>
@@ -1380,14 +1344,7 @@
         <w:rPr>
           <w:lang w:val="ru-RU"/>
         </w:rPr>
-        <w:t xml:space="preserve">Возьмем человека и сравним его с гравитационной пылью в космосе. Если рассматривать его как целостность, как результат развертки, то различия будут огромны. Но если взять их в момент </w:t>
-      </w:r>
-      <w:r>
-        <w:rPr>
-          <w:lang w:val="ru-RU"/>
-        </w:rPr>
-        <w:lastRenderedPageBreak/>
-        <w:t xml:space="preserve">настоящего, как пневму в гюле, то различия будут минимальны — только в степени интенсивности пневмы. Более того, между человеком и пылью есть некое </w:t>
+        <w:t xml:space="preserve">Возьмем человека и сравним его с гравитационной пылью в космосе. Если рассматривать его как целостность, как результат развертки, то различия будут огромны. Но если взять их в момент настоящего, как пневму в гюле, то различия будут минимальны — только в степени интенсивности пневмы. Более того, между человеком и пылью есть некое </w:t>
       </w:r>
       <w:r>
         <w:rPr>
@@ -1449,10 +1406,20 @@
           <w:b w:val="0"/>
           <w:i w:val="0"/>
         </w:rPr>
+        <w:lastRenderedPageBreak/>
         <w:t>Урок 20. От стоицизма к Эпикурейству</w:t>
       </w:r>
     </w:p>
     <w:p>
+      <w:r>
+        <w:fldChar w:fldCharType="begin"/>
+      </w:r>
+      <w:r>
+        <w:instrText xml:space="preserve"> INCLUDEPICTURE  \d "/lesson-previews/lesson-20-preview.jpeg" \* MERGEFORMATINET </w:instrText>
+      </w:r>
+      <w:r>
+        <w:fldChar w:fldCharType="separate"/>
+      </w:r>
       <w:r>
         <w:fldChar w:fldCharType="begin"/>
       </w:r>
@@ -1483,493 +1450,501 @@
       <w:r>
         <w:pict>
           <v:shape id="_x0000_i1026" type="#_x0000_t75" alt="lesson-20-preview" style="width:3in;height:3in">
+            <v:imagedata r:id="rId7"/>
+          </v:shape>
+        </w:pict>
+      </w:r>
+      <w:r>
+        <w:fldChar w:fldCharType="end"/>
+      </w:r>
+      <w:r>
+        <w:fldChar w:fldCharType="end"/>
+      </w:r>
+      <w:r>
+        <w:fldChar w:fldCharType="end"/>
+      </w:r>
+      <w:r>
+        <w:fldChar w:fldCharType="end"/>
+      </w:r>
+    </w:p>
+    <w:p>
+      <w:pPr>
+        <w:rPr>
+          <w:lang w:val="ru-RU"/>
+        </w:rPr>
+      </w:pPr>
+      <w:r>
+        <w:rPr>
+          <w:lang w:val="ru-RU"/>
+        </w:rPr>
+        <w:t xml:space="preserve">Свобода у стоиков Из прошлого урока на главный вопрос этики «кто я?», был дан ответ «пневма». Но этот ответ не совсем удовлетворителен. Итак, </w:t>
+      </w:r>
+      <w:r>
+        <w:rPr>
+          <w:b/>
+          <w:lang w:val="ru-RU"/>
+        </w:rPr>
+        <w:t>гюле</w:t>
+      </w:r>
+      <w:r>
+        <w:rPr>
+          <w:lang w:val="ru-RU"/>
+        </w:rPr>
+        <w:t xml:space="preserve"> — это материя, протяженная, экстенсивная. Это результат сложения прошлого и будущего =&gt; некая целостность.</w:t>
+      </w:r>
+    </w:p>
+    <w:p>
+      <w:pPr>
+        <w:rPr>
+          <w:lang w:val="ru-RU"/>
+        </w:rPr>
+      </w:pPr>
+      <w:r>
+        <w:rPr>
+          <w:b/>
+          <w:lang w:val="ru-RU"/>
+        </w:rPr>
+        <w:t>Пневма</w:t>
+      </w:r>
+      <w:r>
+        <w:rPr>
+          <w:lang w:val="ru-RU"/>
+        </w:rPr>
+        <w:t xml:space="preserve"> — интенсивное, существующее в моменте настоящего.</w:t>
+      </w:r>
+    </w:p>
+    <w:p>
+      <w:pPr>
+        <w:rPr>
+          <w:lang w:val="ru-RU"/>
+        </w:rPr>
+      </w:pPr>
+      <w:r>
+        <w:rPr>
+          <w:lang w:val="ru-RU"/>
+        </w:rPr>
+        <w:t>Всё-таки должно быть какое-то различие между живыми организмами, ведь выходит, что иначе всё есть одна и та же пневма с разными значениями тоноса.</w:t>
+      </w:r>
+    </w:p>
+    <w:p>
+      <w:pPr>
+        <w:rPr>
+          <w:lang w:val="ru-RU"/>
+        </w:rPr>
+      </w:pPr>
+      <w:r>
+        <w:rPr>
+          <w:lang w:val="ru-RU"/>
+        </w:rPr>
+        <w:t xml:space="preserve">Вернемся к тривиальному образу человека, к развертке, где мы смотрим на себя от третьего лица: мы растягиваем себя на прошлое и будущее, воспринимая себя как целостность. Человек как «биологический цикл», организм, растянутый во времени. Из этой перспективы свобода выбора рассматривается как </w:t>
+      </w:r>
+      <w:r>
+        <w:rPr>
+          <w:i/>
+          <w:lang w:val="ru-RU"/>
+        </w:rPr>
+        <w:t>нечто</w:t>
+      </w:r>
+      <w:r>
+        <w:rPr>
+          <w:lang w:val="ru-RU"/>
+        </w:rPr>
+        <w:t xml:space="preserve">, способное принимать решения, как какой-то орган или движок, независимый от внешних условий. Но в этом рассуждении, по мнению стоиков, есть ошибка: ложная операция отождествления </w:t>
+      </w:r>
+      <w:r>
+        <w:rPr>
+          <w:i/>
+          <w:lang w:val="ru-RU"/>
+        </w:rPr>
+        <w:t>меня</w:t>
+      </w:r>
+      <w:r>
+        <w:rPr>
+          <w:lang w:val="ru-RU"/>
+        </w:rPr>
+        <w:t xml:space="preserve"> с </w:t>
+      </w:r>
+      <w:r>
+        <w:rPr>
+          <w:i/>
+          <w:lang w:val="ru-RU"/>
+        </w:rPr>
+        <w:t>моим организмом</w:t>
+      </w:r>
+      <w:r>
+        <w:rPr>
+          <w:lang w:val="ru-RU"/>
+        </w:rPr>
+        <w:t xml:space="preserve">: если искать свободу воли где-то в материальном теле, то на каждое предположение найдется вал контраргументов. Если я рассматриваю себя только как гюле, как организм, то свободу выбора найти не удастся, </w:t>
+      </w:r>
+      <w:r>
+        <w:rPr>
+          <w:i/>
+          <w:lang w:val="ru-RU"/>
+        </w:rPr>
+        <w:t>ведь я ищу свободу воли не у себя, а у топологической модели себя</w:t>
+      </w:r>
+      <w:r>
+        <w:rPr>
+          <w:lang w:val="ru-RU"/>
+        </w:rPr>
+        <w:t>. Но могу ли я не отождествлять себя со своим телом?</w:t>
+      </w:r>
+    </w:p>
+    <w:p>
+      <w:pPr>
+        <w:rPr>
+          <w:lang w:val="ru-RU"/>
+        </w:rPr>
+      </w:pPr>
+      <w:r>
+        <w:rPr>
+          <w:lang w:val="ru-RU"/>
+        </w:rPr>
+        <w:t>#вопрос: «гюле экстенсивна, растянута, не прячется в настоящем, из нее можно сделать адекватную топологическую модель и её изучать, как это демонстрирует механика» — понять это выражение</w:t>
+      </w:r>
+    </w:p>
+    <w:p>
+      <w:pPr>
+        <w:rPr>
+          <w:lang w:val="ru-RU"/>
+        </w:rPr>
+      </w:pPr>
+      <w:r>
+        <w:rPr>
+          <w:lang w:val="ru-RU"/>
+        </w:rPr>
+        <w:t xml:space="preserve">У стоиков для ответа на вопрос «кто я?» существует только два типа сущностей: пневма и гюле. Но я не только гюле, и не только пневма, я — некое проявление пневмы в гюле. Из пневмы в нас то, что мы можем сделать суждение о страсти, чтобы ей отдаться или не отдаться. Но с другой стороны между мной и другими людьми есть различие, хотя пневма едина. На каком же уровне происходит различие? </w:t>
+      </w:r>
+      <w:r>
+        <w:rPr>
+          <w:i/>
+          <w:lang w:val="ru-RU"/>
+        </w:rPr>
+        <w:t>На уровне гюле</w:t>
+      </w:r>
+      <w:r>
+        <w:rPr>
+          <w:lang w:val="ru-RU"/>
+        </w:rPr>
+        <w:t xml:space="preserve">. Пневма дает некий эффект в материальные тела. Гюле, как взаимодействующие тела, обуславливают наше различие. Я — это совокупность разных эффектов, которые в итоге являются уникальными. Для этой совокупности эффектов стоики вводят термин </w:t>
+      </w:r>
+      <w:r>
+        <w:rPr>
+          <w:b/>
+          <w:i/>
+          <w:lang w:val="ru-RU"/>
+        </w:rPr>
+        <w:t>сюмбебекос</w:t>
+      </w:r>
+      <w:r>
+        <w:rPr>
+          <w:lang w:val="ru-RU"/>
+        </w:rPr>
+        <w:t xml:space="preserve"> (произошедшее, случай, происшествие) — это то, что сложилось. Другими словами </w:t>
+      </w:r>
+      <w:r>
+        <w:rPr>
+          <w:lang w:val="ru-RU"/>
+        </w:rPr>
+        <w:lastRenderedPageBreak/>
+        <w:t xml:space="preserve">это </w:t>
+      </w:r>
+      <w:r>
+        <w:rPr>
+          <w:b/>
+          <w:lang w:val="ru-RU"/>
+        </w:rPr>
+        <w:t>событие</w:t>
+      </w:r>
+      <w:r>
+        <w:rPr>
+          <w:lang w:val="ru-RU"/>
+        </w:rPr>
+        <w:t xml:space="preserve">, а я — это единство событий, происходящих в настоящем. Я это именно то, как пневма проявляется в гюле. Единство событий у стоиков называется </w:t>
+      </w:r>
+      <w:r>
+        <w:rPr>
+          <w:b/>
+          <w:i/>
+          <w:lang w:val="ru-RU"/>
+        </w:rPr>
+        <w:t>эймормене</w:t>
+      </w:r>
+      <w:r>
+        <w:rPr>
+          <w:lang w:val="ru-RU"/>
+        </w:rPr>
+        <w:t xml:space="preserve"> (судьба, жребий) — то, что мне выпало, вне моего контроля. Но это — моя единственная характеристика. Нельзя понимать это патетическом в смысле «я это мои воспоминания», нет: воспоминания — это развертка, которая провоцирует страсти, так что скорее «я это память без патоса — то есть без страстей, которые эти воспоминания могли бы во мне вызвать». Понятие из прошлого урока — </w:t>
+      </w:r>
+      <w:r>
+        <w:rPr>
+          <w:b/>
+          <w:i/>
+          <w:lang w:val="ru-RU"/>
+        </w:rPr>
+        <w:t>Катеконта</w:t>
+      </w:r>
+      <w:r>
+        <w:rPr>
+          <w:lang w:val="ru-RU"/>
+        </w:rPr>
+        <w:t xml:space="preserve"> (должные, надлежащие действия) противопоставляется тому способу действия, тем целям, которые человек ставит вследствие отождествления себя со своим телом. Когда я отождествляю себя с гюле, со своим организмом, я становлюсь уязвимым для страстей. Самая вредная страсть с точки зрения стоиков — </w:t>
+      </w:r>
+      <w:r>
+        <w:rPr>
+          <w:b/>
+          <w:lang w:val="ru-RU"/>
+        </w:rPr>
+        <w:t>хедонэ</w:t>
+      </w:r>
+      <w:r>
+        <w:rPr>
+          <w:lang w:val="ru-RU"/>
+        </w:rPr>
+        <w:t xml:space="preserve"> (удовольствие). Суть в том, что она не должна быть поставлена как цель, которую можно преследовать, потому что как только мы ставим себе целью наслаждение, мы сразу отождествляем себя с организмом — то есть производим ложную идентификацию. Такая подмена понятий ведет нас в итоге не к удовольствию, а к </w:t>
+      </w:r>
+      <w:r>
+        <w:rPr>
+          <w:i/>
+          <w:lang w:val="ru-RU"/>
+        </w:rPr>
+        <w:t>люпе</w:t>
+      </w:r>
+      <w:r>
+        <w:rPr>
+          <w:lang w:val="ru-RU"/>
+        </w:rPr>
+        <w:t xml:space="preserve">— страданию </w:t>
+      </w:r>
+      <w:r>
+        <w:t xml:space="preserve">(впрочем, остальные страсти действуют аналогично). </w:t>
+      </w:r>
+      <w:r>
+        <w:rPr>
+          <w:lang w:val="ru-RU"/>
+        </w:rPr>
+        <w:t xml:space="preserve">Удовольствие плохо не само по себе как у христиан, а из-за последствий стремления к нему. А к страданию оно нас ведет потому, что думая о удовольствии мы всегда делаем развертку: </w:t>
+      </w:r>
+      <w:r>
+        <w:rPr>
+          <w:i/>
+          <w:lang w:val="ru-RU"/>
+        </w:rPr>
+        <w:t>хедонэ</w:t>
+      </w:r>
+      <w:r>
+        <w:rPr>
+          <w:lang w:val="ru-RU"/>
+        </w:rPr>
+        <w:t xml:space="preserve"> либо будет в будущем (и я страдаю), либо уже прошло (и я страдаю). Таким образом, правильным для стоика будет ставить цели исходя не из собственных страстей, а из </w:t>
+      </w:r>
+      <w:r>
+        <w:rPr>
+          <w:i/>
+          <w:lang w:val="ru-RU"/>
+        </w:rPr>
+        <w:t>катеконта</w:t>
+      </w:r>
+      <w:r>
+        <w:rPr>
+          <w:lang w:val="ru-RU"/>
+        </w:rPr>
+        <w:t xml:space="preserve"> — внешних воздействий, обстоятельств, от меня не зависящих. Именно такие воздействия задают логику поведения стоика.</w:t>
+      </w:r>
+    </w:p>
+    <w:p>
+      <w:pPr>
+        <w:rPr>
+          <w:lang w:val="ru-RU"/>
+        </w:rPr>
+      </w:pPr>
+      <w:r>
+        <w:rPr>
+          <w:lang w:val="ru-RU"/>
+        </w:rPr>
+        <w:t>Возвращаемся к прежней проблеме стоиков: почему все люди не следуют стоицизму? Почему все ассоциируют себя с организмом?</w:t>
+      </w:r>
+    </w:p>
+    <w:p>
+      <w:pPr>
+        <w:rPr>
+          <w:lang w:val="ru-RU"/>
+        </w:rPr>
+      </w:pPr>
+      <w:r>
+        <w:rPr>
+          <w:lang w:val="ru-RU"/>
+        </w:rPr>
+        <w:t xml:space="preserve">Здесь вводится </w:t>
+      </w:r>
+      <w:r>
+        <w:rPr>
+          <w:b/>
+          <w:i/>
+          <w:lang w:val="ru-RU"/>
+        </w:rPr>
+        <w:t>Эпикур</w:t>
+      </w:r>
+      <w:r>
+        <w:rPr>
+          <w:lang w:val="ru-RU"/>
+        </w:rPr>
+        <w:t xml:space="preserve"> — самый ненавидимый христианской традицией философ. Имя, ставшее нарицательным для чего-то алогичного и безумного. Допустим, человек совершил ошибку, «отклонение», отождествив себя с организмом. По логике стоиков он обрек себя на страдания. Эпикур же говорил о том, что можно испытывать хедонэ и при этом находиться в атараксии.</w:t>
+      </w:r>
+    </w:p>
+    <w:p>
+      <w:pPr>
+        <w:rPr>
+          <w:lang w:val="ru-RU"/>
+        </w:rPr>
+      </w:pPr>
+      <w:r>
+        <w:rPr>
+          <w:lang w:val="ru-RU"/>
+        </w:rPr>
+        <w:t>![[Философия ликбез часть 2 2.</w:t>
+      </w:r>
+      <w:r>
+        <w:t>jpeg</w:t>
+      </w:r>
+      <w:r>
+        <w:rPr>
+          <w:lang w:val="ru-RU"/>
+        </w:rPr>
+        <w:t>]]</w:t>
+      </w:r>
+    </w:p>
+    <w:p>
+      <w:pPr>
+        <w:rPr>
+          <w:lang w:val="ru-RU"/>
+        </w:rPr>
+      </w:pPr>
+      <w:r>
+        <w:rPr>
+          <w:lang w:val="ru-RU"/>
+        </w:rPr>
+        <w:t xml:space="preserve">Для этого он разделяет удовольствие на два типа: </w:t>
+      </w:r>
+      <w:r>
+        <w:rPr>
+          <w:b/>
+          <w:i/>
+          <w:lang w:val="ru-RU"/>
+        </w:rPr>
+        <w:t>Кинесис</w:t>
+      </w:r>
+      <w:r>
+        <w:rPr>
+          <w:lang w:val="ru-RU"/>
+        </w:rPr>
+        <w:t xml:space="preserve"> — удовольствие, для достижения которого нужно движение, усилие. Такой тип удовольствия действительно ведет к страданиям. </w:t>
+      </w:r>
+      <w:r>
+        <w:rPr>
+          <w:b/>
+          <w:i/>
+          <w:lang w:val="ru-RU"/>
+        </w:rPr>
+        <w:t>Статис</w:t>
+      </w:r>
+      <w:r>
+        <w:rPr>
+          <w:lang w:val="ru-RU"/>
+        </w:rPr>
+        <w:t xml:space="preserve"> (покой) — удовольствие покоя, постоянное, непрерывное физиологическое удовольствие от тепла, сытости и других естественных состояний, для которых не нужно усилия. Такое удовольствие приводит к атараксии. Люди упускают его из вида, проводя сравнение с другими, более мощными удовольствиями, испытывая, соответственно, </w:t>
+      </w:r>
+      <w:r>
+        <w:rPr>
+          <w:i/>
+          <w:lang w:val="ru-RU"/>
+        </w:rPr>
+        <w:t>люпе</w:t>
+      </w:r>
+      <w:r>
+        <w:rPr>
+          <w:lang w:val="ru-RU"/>
+        </w:rPr>
+        <w:t xml:space="preserve">. Внешне стоиков трудно отличить от эпикурейцев: они сдержанны, но по разным причинам: стоики ради полного беспристрастия, эпикурейцы ради постижения </w:t>
+      </w:r>
+      <w:r>
+        <w:rPr>
+          <w:i/>
+          <w:lang w:val="ru-RU"/>
+        </w:rPr>
+        <w:t>стасиса</w:t>
+      </w:r>
+      <w:r>
+        <w:rPr>
+          <w:lang w:val="ru-RU"/>
+        </w:rPr>
+        <w:t>.</w:t>
+      </w:r>
+    </w:p>
+    <w:p>
+      <w:pPr>
+        <w:pStyle w:val="Heading2"/>
+        <w:rPr>
+          <w:b w:val="0"/>
+          <w:i w:val="0"/>
+        </w:rPr>
+      </w:pPr>
+      <w:r>
+        <w:rPr>
+          <w:b w:val="0"/>
+          <w:i w:val="0"/>
+        </w:rPr>
+        <w:lastRenderedPageBreak/>
+        <w:t>Урок 21. Физика Эпикура</w:t>
+      </w:r>
+    </w:p>
+    <w:p>
+      <w:r>
+        <w:fldChar w:fldCharType="begin"/>
+      </w:r>
+      <w:r>
+        <w:instrText xml:space="preserve"> INCLUDEPICTURE  \d "/lesson-previews/lesson-21-preview.jpeg" \* MERGEFORMATINET </w:instrText>
+      </w:r>
+      <w:r>
+        <w:fldChar w:fldCharType="separate"/>
+      </w:r>
+      <w:r>
+        <w:fldChar w:fldCharType="begin"/>
+      </w:r>
+      <w:r>
+        <w:instrText xml:space="preserve"> INCLUDEPICTURE  \d "/lesson-previews/lesson-21-preview.jpeg" \* MERGEFORMATINET </w:instrText>
+      </w:r>
+      <w:r>
+        <w:fldChar w:fldCharType="separate"/>
+      </w:r>
+      <w:r>
+        <w:fldChar w:fldCharType="begin"/>
+      </w:r>
+      <w:r>
+        <w:instrText xml:space="preserve"> INCLUDEPICTURE  \d "/lesson-previews/lesson-21-preview.jpeg" \* MERGEFORMATINET </w:instrText>
+      </w:r>
+      <w:r>
+        <w:fldChar w:fldCharType="separate"/>
+      </w:r>
+      <w:r>
+        <w:fldChar w:fldCharType="begin"/>
+      </w:r>
+      <w:r>
+        <w:instrText xml:space="preserve"> INCLUDEPICTURE  \d "/lesson-previews/lesson-21-preview.jpeg" \* MERGEFORMATINET </w:instrText>
+      </w:r>
+      <w:r>
+        <w:fldChar w:fldCharType="separate"/>
+      </w:r>
+      <w:r>
+        <w:pict>
+          <v:shape id="_x0000_i1027" type="#_x0000_t75" alt="lesson-21-preview" style="width:3in;height:3in">
             <v:imagedata r:id="rId8"/>
           </v:shape>
         </w:pict>
       </w:r>
       <w:r>
         <w:fldChar w:fldCharType="end"/>
-      </w:r>
-      <w:r>
-        <w:fldChar w:fldCharType="end"/>
-      </w:r>
-      <w:r>
-        <w:fldChar w:fldCharType="end"/>
-      </w:r>
-    </w:p>
-    <w:p>
-      <w:pPr>
-        <w:rPr>
-          <w:lang w:val="ru-RU"/>
-        </w:rPr>
-      </w:pPr>
-      <w:r>
-        <w:rPr>
-          <w:lang w:val="ru-RU"/>
-        </w:rPr>
-        <w:t xml:space="preserve">Свобода у стоиков Из прошлого урока на главный вопрос этики «кто я?», был дан ответ «пневма». Но этот ответ не совсем удовлетворителен. Итак, </w:t>
-      </w:r>
-      <w:r>
-        <w:rPr>
-          <w:b/>
-          <w:lang w:val="ru-RU"/>
-        </w:rPr>
-        <w:t>гюле</w:t>
-      </w:r>
-      <w:r>
-        <w:rPr>
-          <w:lang w:val="ru-RU"/>
-        </w:rPr>
-        <w:t xml:space="preserve"> — это материя, протяженная, экстенсивная. Это результат сложения прошлого и будущего =&gt; некая целостность.</w:t>
-      </w:r>
-    </w:p>
-    <w:p>
-      <w:pPr>
-        <w:rPr>
-          <w:lang w:val="ru-RU"/>
-        </w:rPr>
-      </w:pPr>
-      <w:r>
-        <w:rPr>
-          <w:b/>
-          <w:lang w:val="ru-RU"/>
-        </w:rPr>
-        <w:t>Пневма</w:t>
-      </w:r>
-      <w:r>
-        <w:rPr>
-          <w:lang w:val="ru-RU"/>
-        </w:rPr>
-        <w:t xml:space="preserve"> — интенсивное, существующее в моменте настоящего.</w:t>
-      </w:r>
-    </w:p>
-    <w:p>
-      <w:pPr>
-        <w:rPr>
-          <w:lang w:val="ru-RU"/>
-        </w:rPr>
-      </w:pPr>
-      <w:r>
-        <w:rPr>
-          <w:lang w:val="ru-RU"/>
-        </w:rPr>
-        <w:t>Всё-таки должно быть какое-то различие между живыми организмами, ведь выходит, что иначе всё есть одна и та же пневма с разными значениями тоноса.</w:t>
-      </w:r>
-    </w:p>
-    <w:p>
-      <w:pPr>
-        <w:rPr>
-          <w:lang w:val="ru-RU"/>
-        </w:rPr>
-      </w:pPr>
-      <w:r>
-        <w:rPr>
-          <w:lang w:val="ru-RU"/>
-        </w:rPr>
-        <w:t xml:space="preserve">Вернемся к тривиальному образу человека, к развертке, где мы смотрим на себя от третьего лица: мы растягиваем себя на прошлое и будущее, воспринимая себя как целостность. Человек как «биологический цикл», организм, растянутый во времени. Из этой перспективы свобода выбора рассматривается как </w:t>
-      </w:r>
-      <w:r>
-        <w:rPr>
-          <w:i/>
-          <w:lang w:val="ru-RU"/>
-        </w:rPr>
-        <w:t>нечто</w:t>
-      </w:r>
-      <w:r>
-        <w:rPr>
-          <w:lang w:val="ru-RU"/>
-        </w:rPr>
-        <w:t xml:space="preserve">, способное принимать решения, как какой-то орган или движок, независимый от внешних условий. Но в этом рассуждении, по мнению стоиков, есть ошибка: ложная операция отождествления </w:t>
-      </w:r>
-      <w:r>
-        <w:rPr>
-          <w:i/>
-          <w:lang w:val="ru-RU"/>
-        </w:rPr>
-        <w:t>меня</w:t>
-      </w:r>
-      <w:r>
-        <w:rPr>
-          <w:lang w:val="ru-RU"/>
-        </w:rPr>
-        <w:t xml:space="preserve"> с </w:t>
-      </w:r>
-      <w:r>
-        <w:rPr>
-          <w:i/>
-          <w:lang w:val="ru-RU"/>
-        </w:rPr>
-        <w:t>моим организмом</w:t>
-      </w:r>
-      <w:r>
-        <w:rPr>
-          <w:lang w:val="ru-RU"/>
-        </w:rPr>
-        <w:t xml:space="preserve">: если искать свободу воли где-то в материальном теле, то на каждое предположение найдется вал контраргументов. Если я рассматриваю себя только как гюле, как организм, то свободу выбора найти не удастся, </w:t>
-      </w:r>
-      <w:r>
-        <w:rPr>
-          <w:i/>
-          <w:lang w:val="ru-RU"/>
-        </w:rPr>
-        <w:t xml:space="preserve">ведь я </w:t>
-      </w:r>
-      <w:r>
-        <w:rPr>
-          <w:i/>
-          <w:lang w:val="ru-RU"/>
-        </w:rPr>
-        <w:lastRenderedPageBreak/>
-        <w:t>ищу свободу воли не у себя, а у топологической модели себя</w:t>
-      </w:r>
-      <w:r>
-        <w:rPr>
-          <w:lang w:val="ru-RU"/>
-        </w:rPr>
-        <w:t>. Но могу ли я не отождествлять себя со своим телом?</w:t>
-      </w:r>
-    </w:p>
-    <w:p>
-      <w:pPr>
-        <w:rPr>
-          <w:lang w:val="ru-RU"/>
-        </w:rPr>
-      </w:pPr>
-      <w:r>
-        <w:rPr>
-          <w:lang w:val="ru-RU"/>
-        </w:rPr>
-        <w:t>#вопрос: «гюле экстенсивна, растянута, не прячется в настоящем, из нее можно сделать адекватную топологическую модель и её изучать, как это демонстрирует механика» — понять это выражение</w:t>
-      </w:r>
-    </w:p>
-    <w:p>
-      <w:pPr>
-        <w:rPr>
-          <w:lang w:val="ru-RU"/>
-        </w:rPr>
-      </w:pPr>
-      <w:r>
-        <w:rPr>
-          <w:lang w:val="ru-RU"/>
-        </w:rPr>
-        <w:t xml:space="preserve">У стоиков для ответа на вопрос «кто я?» существует только два типа сущностей: пневма и гюле. Но я не только гюле, и не только пневма, я — некое проявление пневмы в гюле. Из пневмы в нас то, что мы можем сделать суждение о страсти, чтобы ей отдаться или не отдаться. Но с другой стороны между мной и другими людьми есть различие, хотя пневма едина. На каком же уровне происходит различие? </w:t>
-      </w:r>
-      <w:r>
-        <w:rPr>
-          <w:i/>
-          <w:lang w:val="ru-RU"/>
-        </w:rPr>
-        <w:t>На уровне гюле</w:t>
-      </w:r>
-      <w:r>
-        <w:rPr>
-          <w:lang w:val="ru-RU"/>
-        </w:rPr>
-        <w:t xml:space="preserve">. Пневма дает некий эффект в материальные тела. Гюле, как взаимодействующие тела, обуславливают наше различие. Я — это совокупность разных эффектов, которые в итоге являются уникальными. Для этой совокупности эффектов стоики вводят термин </w:t>
-      </w:r>
-      <w:r>
-        <w:rPr>
-          <w:b/>
-          <w:i/>
-          <w:lang w:val="ru-RU"/>
-        </w:rPr>
-        <w:t>сюмбебекос</w:t>
-      </w:r>
-      <w:r>
-        <w:rPr>
-          <w:lang w:val="ru-RU"/>
-        </w:rPr>
-        <w:t xml:space="preserve"> (произошедшее, случай, происшествие) — это то, что сложилось. Другими словами это </w:t>
-      </w:r>
-      <w:r>
-        <w:rPr>
-          <w:b/>
-          <w:lang w:val="ru-RU"/>
-        </w:rPr>
-        <w:t>событие</w:t>
-      </w:r>
-      <w:r>
-        <w:rPr>
-          <w:lang w:val="ru-RU"/>
-        </w:rPr>
-        <w:t xml:space="preserve">, а я — это единство событий, происходящих в настоящем. Я это именно то, как пневма проявляется в гюле. Единство событий у стоиков называется </w:t>
-      </w:r>
-      <w:r>
-        <w:rPr>
-          <w:b/>
-          <w:i/>
-          <w:lang w:val="ru-RU"/>
-        </w:rPr>
-        <w:t>эймормене</w:t>
-      </w:r>
-      <w:r>
-        <w:rPr>
-          <w:lang w:val="ru-RU"/>
-        </w:rPr>
-        <w:t xml:space="preserve"> (судьба, жребий) — то, что мне выпало, вне моего контроля. Но это — моя единственная характеристика. Нельзя понимать это патетическом в смысле «я это мои воспоминания», нет: воспоминания — это развертка, которая провоцирует страсти, так что скорее «я это память без патоса — то есть без страстей, которые эти воспоминания могли бы во мне вызвать». Понятие из прошлого урока — </w:t>
-      </w:r>
-      <w:r>
-        <w:rPr>
-          <w:b/>
-          <w:i/>
-          <w:lang w:val="ru-RU"/>
-        </w:rPr>
-        <w:t>Катеконта</w:t>
-      </w:r>
-      <w:r>
-        <w:rPr>
-          <w:lang w:val="ru-RU"/>
-        </w:rPr>
-        <w:t xml:space="preserve"> (должные, надлежащие действия) противопоставляется тому способу действия, тем целям, которые человек ставит вследствие отождествления себя со своим телом. Когда я отождествляю себя с гюле, со своим организмом, я становлюсь уязвимым для страстей. Самая вредная страсть с точки зрения стоиков — </w:t>
-      </w:r>
-      <w:r>
-        <w:rPr>
-          <w:b/>
-          <w:lang w:val="ru-RU"/>
-        </w:rPr>
-        <w:t>хедонэ</w:t>
-      </w:r>
-      <w:r>
-        <w:rPr>
-          <w:lang w:val="ru-RU"/>
-        </w:rPr>
-        <w:t xml:space="preserve"> (удовольствие). Суть в том, что она не должна быть поставлена как цель, которую можно преследовать, потому что как только мы ставим себе целью наслаждение, мы сразу отождествляем себя с организмом — то есть производим ложную идентификацию. Такая подмена понятий ведет нас в итоге не к удовольствию, а к </w:t>
-      </w:r>
-      <w:r>
-        <w:rPr>
-          <w:i/>
-          <w:lang w:val="ru-RU"/>
-        </w:rPr>
-        <w:t>люпе</w:t>
-      </w:r>
-      <w:r>
-        <w:rPr>
-          <w:lang w:val="ru-RU"/>
-        </w:rPr>
-        <w:t xml:space="preserve">— страданию </w:t>
-      </w:r>
-      <w:r>
-        <w:t xml:space="preserve">(впрочем, остальные страсти действуют аналогично). </w:t>
-      </w:r>
-      <w:r>
-        <w:rPr>
-          <w:lang w:val="ru-RU"/>
-        </w:rPr>
-        <w:t xml:space="preserve">Удовольствие плохо не само по себе как у христиан, а из-за последствий стремления к нему. А к страданию оно нас ведет потому, что думая о удовольствии мы всегда делаем развертку: </w:t>
-      </w:r>
-      <w:r>
-        <w:rPr>
-          <w:i/>
-          <w:lang w:val="ru-RU"/>
-        </w:rPr>
-        <w:t>хедонэ</w:t>
-      </w:r>
-      <w:r>
-        <w:rPr>
-          <w:lang w:val="ru-RU"/>
-        </w:rPr>
-        <w:t xml:space="preserve"> либо будет в будущем (и я страдаю), либо уже прошло (и я страдаю). Таким образом, правильным для стоика будет ставить цели исходя не из собственных страстей, а из </w:t>
-      </w:r>
-      <w:r>
-        <w:rPr>
-          <w:i/>
-          <w:lang w:val="ru-RU"/>
-        </w:rPr>
-        <w:t>катеконта</w:t>
-      </w:r>
-      <w:r>
-        <w:rPr>
-          <w:lang w:val="ru-RU"/>
-        </w:rPr>
-        <w:t xml:space="preserve"> — внешних воздействий, обстоятельств, от меня не зависящих. Именно такие воздействия задают логику поведения стоика.</w:t>
-      </w:r>
-    </w:p>
-    <w:p>
-      <w:pPr>
-        <w:rPr>
-          <w:lang w:val="ru-RU"/>
-        </w:rPr>
-      </w:pPr>
-      <w:r>
-        <w:rPr>
-          <w:lang w:val="ru-RU"/>
-        </w:rPr>
-        <w:t>Возвращаемся к прежней проблеме стоиков: почему все люди не следуют стоицизму? Почему все ассоциируют себя с организмом?</w:t>
-      </w:r>
-    </w:p>
-    <w:p>
-      <w:pPr>
-        <w:rPr>
-          <w:lang w:val="ru-RU"/>
-        </w:rPr>
-      </w:pPr>
-      <w:r>
-        <w:rPr>
-          <w:lang w:val="ru-RU"/>
-        </w:rPr>
-        <w:t xml:space="preserve">Здесь вводится </w:t>
-      </w:r>
-      <w:r>
-        <w:rPr>
-          <w:b/>
-          <w:i/>
-          <w:lang w:val="ru-RU"/>
-        </w:rPr>
-        <w:t>Эпикур</w:t>
-      </w:r>
-      <w:r>
-        <w:rPr>
-          <w:lang w:val="ru-RU"/>
-        </w:rPr>
-        <w:t xml:space="preserve"> — самый ненавидимый христианской традицией философ. Имя, ставшее нарицательным для чего-то алогичного и безумного. Допустим, человек совершил ошибку, «отклонение», отождествив себя с организмом. По логике стоиков он обрек себя на страдания. Эпикур же говорил о том, что можно испытывать хедонэ и при этом находиться в атараксии.</w:t>
-      </w:r>
-    </w:p>
-    <w:p>
-      <w:pPr>
-        <w:rPr>
-          <w:lang w:val="ru-RU"/>
-        </w:rPr>
-      </w:pPr>
-      <w:r>
-        <w:rPr>
-          <w:lang w:val="ru-RU"/>
-        </w:rPr>
-        <w:t>![[Философия ликбез часть 2 2.</w:t>
-      </w:r>
-      <w:r>
-        <w:t>jpeg</w:t>
-      </w:r>
-      <w:r>
-        <w:rPr>
-          <w:lang w:val="ru-RU"/>
-        </w:rPr>
-        <w:t>]]</w:t>
-      </w:r>
-    </w:p>
-    <w:p>
-      <w:pPr>
-        <w:rPr>
-          <w:lang w:val="ru-RU"/>
-        </w:rPr>
-      </w:pPr>
-      <w:r>
-        <w:rPr>
-          <w:lang w:val="ru-RU"/>
-        </w:rPr>
-        <w:t xml:space="preserve">Для этого он разделяет удовольствие на два типа: </w:t>
-      </w:r>
-      <w:r>
-        <w:rPr>
-          <w:b/>
-          <w:i/>
-          <w:lang w:val="ru-RU"/>
-        </w:rPr>
-        <w:t>Кинесис</w:t>
-      </w:r>
-      <w:r>
-        <w:rPr>
-          <w:lang w:val="ru-RU"/>
-        </w:rPr>
-        <w:t xml:space="preserve"> — удовольствие, для достижения которого нужно движение, усилие. Такой тип удовольствия действительно ведет к страданиям. </w:t>
-      </w:r>
-      <w:r>
-        <w:rPr>
-          <w:b/>
-          <w:i/>
-          <w:lang w:val="ru-RU"/>
-        </w:rPr>
-        <w:t>Статис</w:t>
-      </w:r>
-      <w:r>
-        <w:rPr>
-          <w:lang w:val="ru-RU"/>
-        </w:rPr>
-        <w:t xml:space="preserve"> (покой) — удовольствие покоя, постоянное, непрерывное физиологическое удовольствие от тепла, сытости и других естественных состояний, для которых не нужно усилия. Такое удовольствие приводит к атараксии. Люди упускают его из вида, проводя сравнение с другими, </w:t>
-      </w:r>
-      <w:r>
-        <w:rPr>
-          <w:lang w:val="ru-RU"/>
-        </w:rPr>
-        <w:lastRenderedPageBreak/>
-        <w:t xml:space="preserve">более мощными удовольствиями, испытывая, соответственно, </w:t>
-      </w:r>
-      <w:r>
-        <w:rPr>
-          <w:i/>
-          <w:lang w:val="ru-RU"/>
-        </w:rPr>
-        <w:t>люпе</w:t>
-      </w:r>
-      <w:r>
-        <w:rPr>
-          <w:lang w:val="ru-RU"/>
-        </w:rPr>
-        <w:t xml:space="preserve">. Внешне стоиков трудно отличить от эпикурейцев: они сдержанны, но по разным причинам: стоики ради полного беспристрастия, эпикурейцы ради постижения </w:t>
-      </w:r>
-      <w:r>
-        <w:rPr>
-          <w:i/>
-          <w:lang w:val="ru-RU"/>
-        </w:rPr>
-        <w:t>стасиса</w:t>
-      </w:r>
-      <w:r>
-        <w:rPr>
-          <w:lang w:val="ru-RU"/>
-        </w:rPr>
-        <w:t>.</w:t>
-      </w:r>
-    </w:p>
-    <w:p>
-      <w:pPr>
-        <w:pStyle w:val="Heading2"/>
-        <w:rPr>
-          <w:b w:val="0"/>
-          <w:i w:val="0"/>
-        </w:rPr>
-      </w:pPr>
-      <w:r>
-        <w:rPr>
-          <w:b w:val="0"/>
-          <w:i w:val="0"/>
-        </w:rPr>
-        <w:t>Урок 21. Физика Эпикура</w:t>
-      </w:r>
-    </w:p>
-    <w:p>
-      <w:r>
-        <w:fldChar w:fldCharType="begin"/>
-      </w:r>
-      <w:r>
-        <w:instrText xml:space="preserve"> INCLUDEPICTURE  \d "/lesson-previews/lesson-21-preview.jpeg" \* MERGEFORMATINET </w:instrText>
-      </w:r>
-      <w:r>
-        <w:fldChar w:fldCharType="separate"/>
-      </w:r>
-      <w:r>
-        <w:fldChar w:fldCharType="begin"/>
-      </w:r>
-      <w:r>
-        <w:instrText xml:space="preserve"> INCLUDEPICTURE  \d "/lesson-previews/lesson-21-preview.jpeg" \* MERGEFORMATINET </w:instrText>
-      </w:r>
-      <w:r>
-        <w:fldChar w:fldCharType="separate"/>
-      </w:r>
-      <w:r>
-        <w:fldChar w:fldCharType="begin"/>
-      </w:r>
-      <w:r>
-        <w:instrText xml:space="preserve"> INCLUDEPICTURE  \d "/lesson-previews/lesson-21-preview.jpeg" \* MERGEFORMATINET </w:instrText>
-      </w:r>
-      <w:r>
-        <w:fldChar w:fldCharType="separate"/>
-      </w:r>
-      <w:r>
-        <w:pict>
-          <v:shape id="_x0000_i1027" type="#_x0000_t75" alt="lesson-21-preview" style="width:3in;height:3in">
-            <v:imagedata r:id="rId9"/>
-          </v:shape>
-        </w:pict>
       </w:r>
       <w:r>
         <w:fldChar w:fldCharType="end"/>
@@ -2139,26 +2114,20 @@
         <w:rPr>
           <w:lang w:val="ru-RU"/>
         </w:rPr>
-        <w:t xml:space="preserve"> этой реальности. В итоге мы имеем </w:t>
-      </w:r>
+        <w:t xml:space="preserve"> этой реальности. В итоге мы имеем модель реальности, которая непрерывно нарушает свои собственные правила! Это парадокс. И люди отклоняются от истины стоиков просто потому, что это отклонение является частью подлинной реальности.</w:t>
+      </w:r>
+    </w:p>
+    <w:p>
+      <w:pPr>
+        <w:rPr>
+          <w:lang w:val="ru-RU"/>
+        </w:rPr>
+      </w:pPr>
       <w:r>
         <w:rPr>
           <w:lang w:val="ru-RU"/>
         </w:rPr>
         <w:lastRenderedPageBreak/>
-        <w:t>модель реальности, которая непрерывно нарушает свои собственные правила! Это парадокс. И люди отклоняются от истины стоиков просто потому, что это отклонение является частью подлинной реальности.</w:t>
-      </w:r>
-    </w:p>
-    <w:p>
-      <w:pPr>
-        <w:rPr>
-          <w:lang w:val="ru-RU"/>
-        </w:rPr>
-      </w:pPr>
-      <w:r>
-        <w:rPr>
-          <w:lang w:val="ru-RU"/>
-        </w:rPr>
         <w:t xml:space="preserve">Итак, мы имеем дело с реальностью, в которой происходят отклонения самой этой реальности. Но тогда это нужно назвать </w:t>
       </w:r>
       <w:r>
@@ -2271,7 +2240,6 @@
         <w:rPr>
           <w:lang w:val="ru-RU"/>
         </w:rPr>
-        <w:lastRenderedPageBreak/>
         <w:t>Стоики говорили о судьбе, с которой нужно себя отождествить; у Эпикура нет судьбы, потому что нет никакой структуры, реальности; всегда есть альтернатива быть другими чем мы есть, в другой реальности, коих бесчисленное количество.</w:t>
       </w:r>
     </w:p>
@@ -2288,10 +2256,20 @@
           <w:b w:val="0"/>
           <w:i w:val="0"/>
         </w:rPr>
+        <w:lastRenderedPageBreak/>
         <w:t>Урок 22. Проблемы эпикурейцев</w:t>
       </w:r>
     </w:p>
     <w:p>
+      <w:r>
+        <w:fldChar w:fldCharType="begin"/>
+      </w:r>
+      <w:r>
+        <w:instrText xml:space="preserve"> INCLUDEPICTURE  \d "/lesson-previews/lesson-22-preview.jpeg" \* MERGEFORMATINET </w:instrText>
+      </w:r>
+      <w:r>
+        <w:fldChar w:fldCharType="separate"/>
+      </w:r>
       <w:r>
         <w:fldChar w:fldCharType="begin"/>
       </w:r>
@@ -2322,336 +2300,351 @@
       <w:r>
         <w:pict>
           <v:shape id="_x0000_i1028" type="#_x0000_t75" alt="lesson-22-preview" style="width:3in;height:3in">
+            <v:imagedata r:id="rId9"/>
+          </v:shape>
+        </w:pict>
+      </w:r>
+      <w:r>
+        <w:fldChar w:fldCharType="end"/>
+      </w:r>
+      <w:r>
+        <w:fldChar w:fldCharType="end"/>
+      </w:r>
+      <w:r>
+        <w:fldChar w:fldCharType="end"/>
+      </w:r>
+      <w:r>
+        <w:fldChar w:fldCharType="end"/>
+      </w:r>
+    </w:p>
+    <w:p>
+      <w:pPr>
+        <w:rPr>
+          <w:lang w:val="ru-RU"/>
+        </w:rPr>
+      </w:pPr>
+      <w:r>
+        <w:rPr>
+          <w:b/>
+          <w:lang w:val="ru-RU"/>
+        </w:rPr>
+        <w:t>Проблемы с достижением блага</w:t>
+      </w:r>
+      <w:r>
+        <w:rPr>
+          <w:lang w:val="ru-RU"/>
+        </w:rPr>
+        <w:t xml:space="preserve"> Эпикур употребляет термин </w:t>
+      </w:r>
+      <w:r>
+        <w:rPr>
+          <w:b/>
+          <w:i/>
+          <w:lang w:val="ru-RU"/>
+        </w:rPr>
+        <w:t>дейсидаимония</w:t>
+      </w:r>
+      <w:r>
+        <w:rPr>
+          <w:lang w:val="ru-RU"/>
+        </w:rPr>
+        <w:t xml:space="preserve"> (благоговейный трепет) для обозначения чувства безысходности. Именно в это состояние вводят нас боги из первого тезиса тетрафармикона. </w:t>
+      </w:r>
+      <w:r>
+        <w:rPr>
+          <w:i/>
+          <w:lang w:val="ru-RU"/>
+        </w:rPr>
+        <w:t>Фобос</w:t>
+      </w:r>
+      <w:r>
+        <w:rPr>
+          <w:lang w:val="ru-RU"/>
+        </w:rPr>
+        <w:t xml:space="preserve"> противопоставляется этому чувству как страх более локальный, страх какой-то частности. Первый тезис Эпикура помогает избавиться только от </w:t>
+      </w:r>
+      <w:r>
+        <w:rPr>
+          <w:i/>
+          <w:lang w:val="ru-RU"/>
+        </w:rPr>
+        <w:t>дейсидаймонии</w:t>
+      </w:r>
+      <w:r>
+        <w:rPr>
+          <w:lang w:val="ru-RU"/>
+        </w:rPr>
+        <w:t xml:space="preserve">, но от </w:t>
+      </w:r>
+      <w:r>
+        <w:rPr>
+          <w:i/>
+          <w:lang w:val="ru-RU"/>
+        </w:rPr>
+        <w:t>фобоса</w:t>
+      </w:r>
+      <w:r>
+        <w:rPr>
+          <w:lang w:val="ru-RU"/>
+        </w:rPr>
+        <w:t xml:space="preserve"> — нет. Его «картина мира» заключается в том, что всегда есть множество альтернативных вариантов существования, от жизни после смерти до других вариантов бессмертия, и в них входят в том числе самые страшные и нежеланные сценарии. А выбирать эти сценарии мы не в состоянии. </w:t>
+      </w:r>
+      <w:r>
+        <w:rPr>
+          <w:i/>
+          <w:lang w:val="ru-RU"/>
+        </w:rPr>
+        <w:t>В любой системе, в которой введен паренклесис, возможен подобный риск</w:t>
+      </w:r>
+      <w:r>
+        <w:rPr>
+          <w:lang w:val="ru-RU"/>
+        </w:rPr>
+        <w:t xml:space="preserve">. Мысль о принятии риска очень близка </w:t>
+      </w:r>
+      <w:r>
+        <w:rPr>
+          <w:i/>
+          <w:lang w:val="ru-RU"/>
+        </w:rPr>
+        <w:t>романтизму</w:t>
+      </w:r>
+      <w:r>
+        <w:rPr>
+          <w:lang w:val="ru-RU"/>
+        </w:rPr>
+        <w:t xml:space="preserve"> — направлению модерна, форме мироощущения, которая предполагает, что в античном противостоянии между благом и вредом, между позитивным и негативным, занимается негативная сторона — страдание. Страдание в романтизме проживается во всю его глубину, раздувается, чтобы посмотреть, какое новое чувство из этого выйдет. То страдание, от которого античный человек отказывается в пользу эвдеймонии, атараксии, апатии и тп, теперь является целью, а значение имеет лишь интенсивность страдания. Чем выше интенсивность, тем лучше, страдание не должно прекратиться никогда, и именно в этом заключается пари Фауста с Мефистофелем: какое бы состояние Фауст не переживал, ему не будет этого достаточно. В этом вся суть романтического субъекта. Для сравнения, в христианстве человек принимает страдания для блага будущей жизни, для спасения. В романтизме человек в принципе отказывается от спасения, бросая вызов мирозданию. Итого, раз модель Эпикура не устраняет </w:t>
+      </w:r>
+      <w:r>
+        <w:rPr>
+          <w:i/>
+          <w:lang w:val="ru-RU"/>
+        </w:rPr>
+        <w:t>фобос</w:t>
+      </w:r>
+      <w:r>
+        <w:rPr>
+          <w:lang w:val="ru-RU"/>
+        </w:rPr>
+        <w:t xml:space="preserve">, значит первый тезис </w:t>
+      </w:r>
+      <w:r>
+        <w:rPr>
+          <w:i/>
+          <w:lang w:val="ru-RU"/>
+        </w:rPr>
+        <w:t>тетрафармакона</w:t>
+      </w:r>
+      <w:r>
+        <w:rPr>
+          <w:lang w:val="ru-RU"/>
+        </w:rPr>
+        <w:t xml:space="preserve"> не позволяет добиться </w:t>
+      </w:r>
+      <w:r>
+        <w:rPr>
+          <w:i/>
+          <w:lang w:val="ru-RU"/>
+        </w:rPr>
+        <w:t>атараксии</w:t>
+      </w:r>
+      <w:r>
+        <w:rPr>
+          <w:lang w:val="ru-RU"/>
+        </w:rPr>
+        <w:t xml:space="preserve">, а значит не приводит к нужной цели. Вообще, античность в этом плане дихотомична: благо, это когда мне хорошо. Для нее нет никакого «страдания ради будущего блага» и тп. В этом смысле человек модерна испытывает «интерес» к страданиям, наносим сами себе вред, в итоге становясь на учет к психологам; почему так происходит, будет обсуждаться в курсе далее. Второй тезис тетрафармакона: смерти бояться не надо. Избавляет ли этот тезис от страха? Не совсем, потому что возможно четыре варианта, как могут пойти дела в момент (или перед моментом) смерти. Допустим, человек выстреливает себе в голову из пистолета. Со стороны внешнего наблюдателя констатируется смерть, но что происходит с самоубийцей с его точки зрения? Если встреча со смертью от первого лица невозможна, когда умирание растянется на вечность, ведь личный опыт не может прекратиться технически. Вариант с </w:t>
+      </w:r>
+      <w:r>
+        <w:rPr>
+          <w:lang w:val="ru-RU"/>
+        </w:rPr>
+        <w:lastRenderedPageBreak/>
+        <w:t>вечным агонизированием можно сравнить с попаданием в ад, а такая вероятность точно не избавляет от страха. Причем между смертью и обмороком (сном и другими временными явлениями потери сознания) есть принципиальная разница: после обморока человек приходит в сознание и констатирует этот самый обморок, поэтому погружение в обморок не будет вечным, как умирание.</w:t>
+      </w:r>
+    </w:p>
+    <w:p>
+      <w:pPr>
+        <w:rPr>
+          <w:lang w:val="ru-RU"/>
+        </w:rPr>
+      </w:pPr>
+      <w:r>
+        <w:rPr>
+          <w:lang w:val="ru-RU"/>
+        </w:rPr>
+        <w:t>Есть ещё один вариант смерти: Если жизнь это довольно конечная по продолжительности часть опыта, ограниченная бесконечным опытом смерти, то какова вероятность того, что сейчас переживается именно жизнь? Эта вероятность стремится к нулю чисто математически и равно 0,00000…1% (хотя с другой стороны, если умирание уже произошло и сейчас происходит вечная агония, значит худшее уже позади, а в этом есть некое успокоение, впрочем, не всеуспокаивающее).</w:t>
+      </w:r>
+    </w:p>
+    <w:p>
+      <w:pPr>
+        <w:rPr>
+          <w:lang w:val="ru-RU"/>
+        </w:rPr>
+      </w:pPr>
+      <w:r>
+        <w:rPr>
+          <w:b/>
+          <w:lang w:val="ru-RU"/>
+        </w:rPr>
+        <w:t>О чувственно воспринимаемом</w:t>
+      </w:r>
+      <w:r>
+        <w:rPr>
+          <w:lang w:val="ru-RU"/>
+        </w:rPr>
+        <w:t xml:space="preserve"> Вся античная этика исходит из того, что чувственно воспринимаемая информация не дает нам истинного понимания того, как устроен мир. Человек модерна может сказать, что организм, созданный для решения проблем эволюции, как раз наоборот «специально» игнорирует многие ненужные для решения своей задачи аспекты мира. В этом смысле Эпикур также непохож на всех остальных мыслителей античности, доверяя </w:t>
+      </w:r>
+      <w:r>
+        <w:rPr>
+          <w:b/>
+          <w:i/>
+        </w:rPr>
+        <w:t>sensus</w:t>
+      </w:r>
+      <w:r>
+        <w:rPr>
+          <w:lang w:val="ru-RU"/>
+        </w:rPr>
+        <w:t xml:space="preserve"> (чувства, ощущения в смысле органов восприятия) больше, чем кто-либо другой. Он говорит, что ощущения в любом случае является неким мерилом и без них невозможна любая верификация. Возникает противоречие: мир, данный человеку чувственными ощущениями, обладает предсказуемостью, стабильностью, когда как по онтологии Эпикура атомы испытывают отклонения (</w:t>
+      </w:r>
+      <w:r>
+        <w:rPr>
+          <w:b/>
+          <w:i/>
+        </w:rPr>
+        <w:t>clinamen</w:t>
+      </w:r>
+      <w:r>
+        <w:rPr>
+          <w:lang w:val="ru-RU"/>
+        </w:rPr>
+        <w:t xml:space="preserve">), делающие мир непредсказуемым. Кажется, что такая онтология создана как раз не с помощью </w:t>
+      </w:r>
+      <w:r>
+        <w:t>sensus</w:t>
+      </w:r>
+      <w:r>
+        <w:rPr>
+          <w:lang w:val="ru-RU"/>
+        </w:rPr>
+        <w:t>, а с помощью умозрения в духе Парменида Платона итп. Объяснение заключается в том, что органы чувств, с помощью которых человек фиксирует стабильность мира, состоят также из конфигурации атомов (</w:t>
+      </w:r>
+      <w:r>
+        <w:rPr>
+          <w:i/>
+        </w:rPr>
+        <w:t>foedus</w:t>
+      </w:r>
+      <w:r>
+        <w:rPr>
+          <w:lang w:val="ru-RU"/>
+        </w:rPr>
+        <w:t xml:space="preserve">, союз, сочетание, комбинация), испытывающих отклонения. Когда речь идёт об акте восприятия, то в модели Эпикура нет разделения на субъект и объект, потому что все это составляет единую конструкцию </w:t>
+      </w:r>
+      <w:r>
+        <w:t>foedus</w:t>
+      </w:r>
+      <w:r>
+        <w:rPr>
+          <w:lang w:val="ru-RU"/>
+        </w:rPr>
+        <w:t xml:space="preserve">, которая хоть и локально, спонтанно, но связана друг с другом. Аппарат восприятия составляет одно целое с воспринимаемым. Ощущение предсказуемости по факту является спонтанной синхронизацией системы. Вот почему </w:t>
+      </w:r>
+      <w:r>
+        <w:t>sensus</w:t>
+      </w:r>
+      <w:r>
+        <w:rPr>
+          <w:lang w:val="ru-RU"/>
+        </w:rPr>
+        <w:t xml:space="preserve"> является мерилом у Эпикура. Ошибки же человек делает не в своих восприятиях, а в суждениях, которые он строит исходя из восприятий.</w:t>
+      </w:r>
+    </w:p>
+    <w:p>
+      <w:pPr>
+        <w:rPr>
+          <w:lang w:val="ru-RU"/>
+        </w:rPr>
+      </w:pPr>
+      <w:r>
+        <w:rPr>
+          <w:b/>
+          <w:lang w:val="ru-RU"/>
+        </w:rPr>
+        <w:t>Проблемы онтологии Эпикура</w:t>
+      </w:r>
+      <w:r>
+        <w:rPr>
+          <w:lang w:val="ru-RU"/>
+        </w:rPr>
+        <w:t xml:space="preserve"> Пустота — непременное условие существования атомов и у Эпикура и у стоиков, потому что для отклонения нужно место для этого отклонения. И эта пустота представляет огромную проблему, тянущуюся ещё из Парменида, а именно «парадокса бытия и ничто». Не заявляю ли я, что «ничто есть», когда говорю, что пустота есть, потому что что вообще такое пустота? Для Эпикура между пустотой и ничто есть различие: у ничто вообще нет свойств, тогда как у пустоты есть как минимум одно свойство — пространство, или, иначе, протяженность. Но что имеется в виду под пространством и протяженностью? Основная проблема здесь в том, что происходит подмена одного понятия (пустота) другим, по сути также ничего не значащим (пространство). Ведь совершенно непонятно, что такое пространство. Пространство это конструкция, созданная человеком, интуитивный образ, и оно во многом похоже на пустоту. Оно напоминает некий ящик, контейнер, внутри которого есть тела, и именно такое понимание ложится в эпикурейскую концепцию.</w:t>
+      </w:r>
+    </w:p>
+    <w:p>
+      <w:pPr>
+        <w:pStyle w:val="Heading2"/>
+        <w:rPr>
+          <w:b w:val="0"/>
+          <w:i w:val="0"/>
+          <w:lang w:val="ru-RU"/>
+        </w:rPr>
+      </w:pPr>
+      <w:r>
+        <w:rPr>
+          <w:b w:val="0"/>
+          <w:i w:val="0"/>
+          <w:lang w:val="ru-RU"/>
+        </w:rPr>
+        <w:lastRenderedPageBreak/>
+        <w:t>Урок 23. Пустота у стоиков и Скептицизм</w:t>
+      </w:r>
+    </w:p>
+    <w:p>
+      <w:r>
+        <w:fldChar w:fldCharType="begin"/>
+      </w:r>
+      <w:r>
+        <w:instrText xml:space="preserve"> INCLUDEPICTURE  \d "/lesson-previews/lesson-23-preview.jpeg" \* MERGEFORMATINET </w:instrText>
+      </w:r>
+      <w:r>
+        <w:fldChar w:fldCharType="separate"/>
+      </w:r>
+      <w:r>
+        <w:fldChar w:fldCharType="begin"/>
+      </w:r>
+      <w:r>
+        <w:instrText xml:space="preserve"> INCLUDEPICTURE  \d "/lesson-previews/lesson-23-preview.jpeg" \* MERGEFORMATINET </w:instrText>
+      </w:r>
+      <w:r>
+        <w:fldChar w:fldCharType="separate"/>
+      </w:r>
+      <w:r>
+        <w:fldChar w:fldCharType="begin"/>
+      </w:r>
+      <w:r>
+        <w:instrText xml:space="preserve"> INCLUDEPICTURE  \d "/lesson-previews/lesson-23-preview.jpeg" \* MERGEFORMATINET </w:instrText>
+      </w:r>
+      <w:r>
+        <w:fldChar w:fldCharType="separate"/>
+      </w:r>
+      <w:r>
+        <w:fldChar w:fldCharType="begin"/>
+      </w:r>
+      <w:r>
+        <w:instrText xml:space="preserve"> INCLUDEPICTURE  \d "/lesson-previews/lesson-23-preview.jpeg" \* MERGEFORMATINET </w:instrText>
+      </w:r>
+      <w:r>
+        <w:fldChar w:fldCharType="separate"/>
+      </w:r>
+      <w:r>
+        <w:pict>
+          <v:shape id="_x0000_i1029" type="#_x0000_t75" alt="lesson-23-preview" style="width:3in;height:3in">
             <v:imagedata r:id="rId10"/>
           </v:shape>
         </w:pict>
       </w:r>
       <w:r>
         <w:fldChar w:fldCharType="end"/>
-      </w:r>
-      <w:r>
-        <w:fldChar w:fldCharType="end"/>
-      </w:r>
-      <w:r>
-        <w:fldChar w:fldCharType="end"/>
-      </w:r>
-    </w:p>
-    <w:p>
-      <w:pPr>
-        <w:rPr>
-          <w:lang w:val="ru-RU"/>
-        </w:rPr>
-      </w:pPr>
-      <w:r>
-        <w:rPr>
-          <w:b/>
-          <w:lang w:val="ru-RU"/>
-        </w:rPr>
-        <w:t>Проблемы с достижением блага</w:t>
-      </w:r>
-      <w:r>
-        <w:rPr>
-          <w:lang w:val="ru-RU"/>
-        </w:rPr>
-        <w:t xml:space="preserve"> Эпикур употребляет термин </w:t>
-      </w:r>
-      <w:r>
-        <w:rPr>
-          <w:b/>
-          <w:i/>
-          <w:lang w:val="ru-RU"/>
-        </w:rPr>
-        <w:t>дейсидаимония</w:t>
-      </w:r>
-      <w:r>
-        <w:rPr>
-          <w:lang w:val="ru-RU"/>
-        </w:rPr>
-        <w:t xml:space="preserve"> (благоговейный трепет) для обозначения чувства безысходности. Именно в это состояние вводят нас боги из первого тезиса тетрафармикона. </w:t>
-      </w:r>
-      <w:r>
-        <w:rPr>
-          <w:i/>
-          <w:lang w:val="ru-RU"/>
-        </w:rPr>
-        <w:t>Фобос</w:t>
-      </w:r>
-      <w:r>
-        <w:rPr>
-          <w:lang w:val="ru-RU"/>
-        </w:rPr>
-        <w:t xml:space="preserve"> противопоставляется этому чувству как страх более локальный, страх какой-то частности. Первый тезис Эпикура помогает избавиться только от </w:t>
-      </w:r>
-      <w:r>
-        <w:rPr>
-          <w:i/>
-          <w:lang w:val="ru-RU"/>
-        </w:rPr>
-        <w:t>дейсидаймонии</w:t>
-      </w:r>
-      <w:r>
-        <w:rPr>
-          <w:lang w:val="ru-RU"/>
-        </w:rPr>
-        <w:t xml:space="preserve">, но от </w:t>
-      </w:r>
-      <w:r>
-        <w:rPr>
-          <w:i/>
-          <w:lang w:val="ru-RU"/>
-        </w:rPr>
-        <w:t>фобоса</w:t>
-      </w:r>
-      <w:r>
-        <w:rPr>
-          <w:lang w:val="ru-RU"/>
-        </w:rPr>
-        <w:t xml:space="preserve"> — нет. Его «картина мира» заключается в том, что всегда есть множество альтернативных вариантов существования, от жизни после смерти до других вариантов бессмертия, и в них входят в том числе самые страшные и нежеланные сценарии. А выбирать эти сценарии мы не в состоянии. </w:t>
-      </w:r>
-      <w:r>
-        <w:rPr>
-          <w:i/>
-          <w:lang w:val="ru-RU"/>
-        </w:rPr>
-        <w:t>В любой системе, в которой введен паренклесис, возможен подобный риск</w:t>
-      </w:r>
-      <w:r>
-        <w:rPr>
-          <w:lang w:val="ru-RU"/>
-        </w:rPr>
-        <w:t xml:space="preserve">. Мысль о принятии риска очень близка </w:t>
-      </w:r>
-      <w:r>
-        <w:rPr>
-          <w:i/>
-          <w:lang w:val="ru-RU"/>
-        </w:rPr>
-        <w:t>романтизму</w:t>
-      </w:r>
-      <w:r>
-        <w:rPr>
-          <w:lang w:val="ru-RU"/>
-        </w:rPr>
-        <w:t xml:space="preserve"> — направлению модерна, форме мироощущения, которая предполагает, что в античном противостоянии между благом и вредом, между позитивным и негативным, занимается негативная сторона — страдание. Страдание в романтизме проживается во всю его глубину, раздувается, чтобы посмотреть, какое новое чувство из этого выйдет. То страдание, от которого античный человек отказывается в пользу эвдеймонии, атараксии, апатии и тп, теперь является целью, а значение имеет лишь интенсивность страдания. Чем выше интенсивность, тем лучше, страдание не должно прекратиться никогда, и именно в этом заключается пари Фауста с Мефистофелем: какое бы состояние Фауст не переживал, ему не будет этого достаточно. В этом вся суть романтического субъекта. Для сравнения, в христианстве человек принимает страдания для блага будущей жизни, для спасения. В романтизме человек в принципе отказывается от спасения, бросая вызов мирозданию. Итого, раз модель Эпикура не устраняет </w:t>
-      </w:r>
-      <w:r>
-        <w:rPr>
-          <w:i/>
-          <w:lang w:val="ru-RU"/>
-        </w:rPr>
-        <w:t>фобос</w:t>
-      </w:r>
-      <w:r>
-        <w:rPr>
-          <w:lang w:val="ru-RU"/>
-        </w:rPr>
-        <w:t xml:space="preserve">, значит первый тезис </w:t>
-      </w:r>
-      <w:r>
-        <w:rPr>
-          <w:i/>
-          <w:lang w:val="ru-RU"/>
-        </w:rPr>
-        <w:t>тетрафармакона</w:t>
-      </w:r>
-      <w:r>
-        <w:rPr>
-          <w:lang w:val="ru-RU"/>
-        </w:rPr>
-        <w:t xml:space="preserve"> не позволяет добиться </w:t>
-      </w:r>
-      <w:r>
-        <w:rPr>
-          <w:i/>
-          <w:lang w:val="ru-RU"/>
-        </w:rPr>
-        <w:t>атараксии</w:t>
-      </w:r>
-      <w:r>
-        <w:rPr>
-          <w:lang w:val="ru-RU"/>
-        </w:rPr>
-        <w:t xml:space="preserve">, а значит не приводит к нужной цели. Вообще, античность в этом плане дихотомична: благо, это когда мне хорошо. Для нее нет никакого «страдания ради будущего блага» и тп. В этом смысле человек модерна испытывает «интерес» к страданиям, наносим сами себе вред, в итоге становясь на учет к психологам; почему так происходит, будет обсуждаться в курсе далее. Второй тезис тетрафармакона: смерти бояться не надо. Избавляет ли этот тезис от страха? Не совсем, потому что возможно четыре варианта, как </w:t>
-      </w:r>
-      <w:r>
-        <w:rPr>
-          <w:lang w:val="ru-RU"/>
-        </w:rPr>
-        <w:lastRenderedPageBreak/>
-        <w:t>могут пойти дела в момент (или перед моментом) смерти. Допустим, человек выстреливает себе в голову из пистолета. Со стороны внешнего наблюдателя констатируется смерть, но что происходит с самоубийцей с его точки зрения? Если встреча со смертью от первого лица невозможна, когда умирание растянется на вечность, ведь личный опыт не может прекратиться технически. Вариант с вечным агонизированием можно сравнить с попаданием в ад, а такая вероятность точно не избавляет от страха. Причем между смертью и обмороком (сном и другими временными явлениями потери сознания) есть принципиальная разница: после обморока человек приходит в сознание и констатирует этот самый обморок, поэтому погружение в обморок не будет вечным, как умирание.</w:t>
-      </w:r>
-    </w:p>
-    <w:p>
-      <w:pPr>
-        <w:rPr>
-          <w:lang w:val="ru-RU"/>
-        </w:rPr>
-      </w:pPr>
-      <w:r>
-        <w:rPr>
-          <w:lang w:val="ru-RU"/>
-        </w:rPr>
-        <w:t>Есть ещё один вариант смерти: Если жизнь это довольно конечная по продолжительности часть опыта, ограниченная бесконечным опытом смерти, то какова вероятность того, что сейчас переживается именно жизнь? Эта вероятность стремится к нулю чисто математически и равно 0,00000…1% (хотя с другой стороны, если умирание уже произошло и сейчас происходит вечная агония, значит худшее уже позади, а в этом есть некое успокоение, впрочем, не всеуспокаивающее).</w:t>
-      </w:r>
-    </w:p>
-    <w:p>
-      <w:pPr>
-        <w:rPr>
-          <w:lang w:val="ru-RU"/>
-        </w:rPr>
-      </w:pPr>
-      <w:r>
-        <w:rPr>
-          <w:b/>
-          <w:lang w:val="ru-RU"/>
-        </w:rPr>
-        <w:t>О чувственно воспринимаемом</w:t>
-      </w:r>
-      <w:r>
-        <w:rPr>
-          <w:lang w:val="ru-RU"/>
-        </w:rPr>
-        <w:t xml:space="preserve"> Вся античная этика исходит из того, что чувственно воспринимаемая информация не дает нам истинного понимания того, как устроен мир. Человек модерна может сказать, что организм, созданный для решения проблем эволюции, как раз наоборот «специально» игнорирует многие ненужные для решения своей задачи аспекты мира. В этом смысле Эпикур также непохож на всех остальных мыслителей античности, доверяя </w:t>
-      </w:r>
-      <w:r>
-        <w:rPr>
-          <w:b/>
-          <w:i/>
-        </w:rPr>
-        <w:t>sensus</w:t>
-      </w:r>
-      <w:r>
-        <w:rPr>
-          <w:lang w:val="ru-RU"/>
-        </w:rPr>
-        <w:t xml:space="preserve"> (чувства, ощущения в смысле органов восприятия) больше, чем кто-либо другой. Он говорит, что ощущения в любом случае является неким мерилом и без них невозможна любая верификация. Возникает противоречие: мир, данный человеку чувственными ощущениями, обладает предсказуемостью, стабильностью, когда как по онтологии Эпикура атомы испытывают отклонения (</w:t>
-      </w:r>
-      <w:r>
-        <w:rPr>
-          <w:b/>
-          <w:i/>
-        </w:rPr>
-        <w:t>clinamen</w:t>
-      </w:r>
-      <w:r>
-        <w:rPr>
-          <w:lang w:val="ru-RU"/>
-        </w:rPr>
-        <w:t xml:space="preserve">), делающие мир непредсказуемым. Кажется, что такая онтология создана как раз не с помощью </w:t>
-      </w:r>
-      <w:r>
-        <w:t>sensus</w:t>
-      </w:r>
-      <w:r>
-        <w:rPr>
-          <w:lang w:val="ru-RU"/>
-        </w:rPr>
-        <w:t>, а с помощью умозрения в духе Парменида Платона итп. Объяснение заключается в том, что органы чувств, с помощью которых человек фиксирует стабильность мира, состоят также из конфигурации атомов (</w:t>
-      </w:r>
-      <w:r>
-        <w:rPr>
-          <w:i/>
-        </w:rPr>
-        <w:t>foedus</w:t>
-      </w:r>
-      <w:r>
-        <w:rPr>
-          <w:lang w:val="ru-RU"/>
-        </w:rPr>
-        <w:t xml:space="preserve">, союз, сочетание, комбинация), испытывающих отклонения. Когда речь идёт об акте восприятия, то в модели Эпикура нет разделения на субъект и объект, потому что все это составляет единую конструкцию </w:t>
-      </w:r>
-      <w:r>
-        <w:t>foedus</w:t>
-      </w:r>
-      <w:r>
-        <w:rPr>
-          <w:lang w:val="ru-RU"/>
-        </w:rPr>
-        <w:t xml:space="preserve">, которая хоть и локально, спонтанно, но связана друг с другом. Аппарат восприятия составляет одно целое с воспринимаемым. Ощущение предсказуемости по факту является спонтанной синхронизацией системы. Вот почему </w:t>
-      </w:r>
-      <w:r>
-        <w:t>sensus</w:t>
-      </w:r>
-      <w:r>
-        <w:rPr>
-          <w:lang w:val="ru-RU"/>
-        </w:rPr>
-        <w:t xml:space="preserve"> является мерилом у Эпикура. Ошибки же человек делает не в своих восприятиях, а в суждениях, которые он строит исходя из восприятий.</w:t>
-      </w:r>
-    </w:p>
-    <w:p>
-      <w:pPr>
-        <w:rPr>
-          <w:lang w:val="ru-RU"/>
-        </w:rPr>
-      </w:pPr>
-      <w:r>
-        <w:rPr>
-          <w:b/>
-          <w:lang w:val="ru-RU"/>
-        </w:rPr>
-        <w:t>Проблемы онтологии Эпикура</w:t>
-      </w:r>
-      <w:r>
-        <w:rPr>
-          <w:lang w:val="ru-RU"/>
-        </w:rPr>
-        <w:t xml:space="preserve"> Пустота — непременное условие существования атомов и у Эпикура и у стоиков, потому что для отклонения нужно место для этого отклонения. И эта пустота представляет огромную проблему, тянущуюся ещё из Парменида, а именно «парадокса бытия и ничто». Не заявляю ли я, что «ничто есть», когда говорю, что пустота есть, потому что что вообще такое пустота? Для Эпикура между пустотой и ничто есть различие: у ничто вообще нет свойств, тогда как у пустоты есть как минимум одно свойство — пространство, или, иначе, протяженность. Но что имеется в виду под пространством и протяженностью? Основная проблема здесь в том, что происходит подмена одного понятия (пустота) другим, по сути также ничего не значащим (пространство). Ведь совершенно непонятно, что такое пространство. Пространство это конструкция, созданная человеком, интуитивный образ, и оно во многом похоже на пустоту. Оно напоминает некий ящик, контейнер, внутри которого есть тела, и именно такое понимание ложится в эпикурейскую концепцию.</w:t>
-      </w:r>
-    </w:p>
-    <w:p>
-      <w:pPr>
-        <w:pStyle w:val="Heading2"/>
-        <w:rPr>
-          <w:b w:val="0"/>
-          <w:i w:val="0"/>
-          <w:lang w:val="ru-RU"/>
-        </w:rPr>
-      </w:pPr>
-      <w:r>
-        <w:rPr>
-          <w:b w:val="0"/>
-          <w:i w:val="0"/>
-          <w:lang w:val="ru-RU"/>
-        </w:rPr>
-        <w:lastRenderedPageBreak/>
-        <w:t>Урок 23. Пустота у стоиков и Скептицизм</w:t>
-      </w:r>
-    </w:p>
-    <w:p>
-      <w:r>
-        <w:fldChar w:fldCharType="begin"/>
-      </w:r>
-      <w:r>
-        <w:instrText xml:space="preserve"> INCLUDEPICTURE  \d "/lesson-previews/lesson-23-preview.jpeg" \* MERGEFORMATINET </w:instrText>
-      </w:r>
-      <w:r>
-        <w:fldChar w:fldCharType="separate"/>
-      </w:r>
-      <w:r>
-        <w:fldChar w:fldCharType="begin"/>
-      </w:r>
-      <w:r>
-        <w:instrText xml:space="preserve"> INCLUDEPICTURE  \d "/lesson-previews/lesson-23-preview.jpeg" \* MERGEFORMATINET </w:instrText>
-      </w:r>
-      <w:r>
-        <w:fldChar w:fldCharType="separate"/>
-      </w:r>
-      <w:r>
-        <w:fldChar w:fldCharType="begin"/>
-      </w:r>
-      <w:r>
-        <w:instrText xml:space="preserve"> INCLUDEPICTURE  \d "/lesson-previews/lesson-23-preview.jpeg" \* MERGEFORMATINET </w:instrText>
-      </w:r>
-      <w:r>
-        <w:fldChar w:fldCharType="separate"/>
-      </w:r>
-      <w:r>
-        <w:pict>
-          <v:shape id="_x0000_i1029" type="#_x0000_t75" alt="lesson-23-preview" style="width:3in;height:3in">
-            <v:imagedata r:id="rId11"/>
-          </v:shape>
-        </w:pict>
       </w:r>
       <w:r>
         <w:fldChar w:fldCharType="end"/>
@@ -3349,8 +3342,321 @@
         <w:fldChar w:fldCharType="separate"/>
       </w:r>
       <w:r>
+        <w:fldChar w:fldCharType="begin"/>
+      </w:r>
+      <w:r>
+        <w:instrText xml:space="preserve"> INCLUDEPICTURE  \d "/lesson-previews/lesson-24-preview.jpeg" \* MERGEFORMATINET </w:instrText>
+      </w:r>
+      <w:r>
+        <w:fldChar w:fldCharType="separate"/>
+      </w:r>
+      <w:r>
         <w:pict>
           <v:shape id="_x0000_i1030" type="#_x0000_t75" alt="lesson-24-preview" style="width:3in;height:3in">
+            <v:imagedata r:id="rId11"/>
+          </v:shape>
+        </w:pict>
+      </w:r>
+      <w:r>
+        <w:fldChar w:fldCharType="end"/>
+      </w:r>
+      <w:r>
+        <w:fldChar w:fldCharType="end"/>
+      </w:r>
+      <w:r>
+        <w:fldChar w:fldCharType="end"/>
+      </w:r>
+      <w:r>
+        <w:fldChar w:fldCharType="end"/>
+      </w:r>
+    </w:p>
+    <w:p>
+      <w:pPr>
+        <w:rPr>
+          <w:lang w:val="ru-RU"/>
+        </w:rPr>
+      </w:pPr>
+      <w:r>
+        <w:rPr>
+          <w:lang w:val="ru-RU"/>
+        </w:rPr>
+        <w:t>![[Философия ликбез. Этика 1.</w:t>
+      </w:r>
+      <w:r>
+        <w:t>jpeg</w:t>
+      </w:r>
+      <w:r>
+        <w:rPr>
+          <w:lang w:val="ru-RU"/>
+        </w:rPr>
+        <w:t>]]</w:t>
+      </w:r>
+    </w:p>
+    <w:p>
+      <w:pPr>
+        <w:rPr>
+          <w:lang w:val="ru-RU"/>
+        </w:rPr>
+      </w:pPr>
+      <w:r>
+        <w:rPr>
+          <w:lang w:val="ru-RU"/>
+        </w:rPr>
+        <w:t>Как скептики своим способом избегания тревоги пришли к перевороту мифологической картины мира и пришли к христианству?</w:t>
+      </w:r>
+    </w:p>
+    <w:p>
+      <w:pPr>
+        <w:rPr>
+          <w:lang w:val="ru-RU"/>
+        </w:rPr>
+      </w:pPr>
+      <w:r>
+        <w:rPr>
+          <w:lang w:val="ru-RU"/>
+        </w:rPr>
+        <w:t xml:space="preserve">Из предыдущего урока известно, что </w:t>
+      </w:r>
+      <w:r>
+        <w:rPr>
+          <w:i/>
+          <w:lang w:val="ru-RU"/>
+        </w:rPr>
+        <w:t>изостения</w:t>
+      </w:r>
+      <w:r>
+        <w:rPr>
+          <w:lang w:val="ru-RU"/>
+        </w:rPr>
+        <w:t xml:space="preserve"> достигается только на уровне абсолютных зол и благ, но не имеет отношения к конкретным поступкам, давая поступкам, которые совершаются ситуативно, свободу. То, чем человек руководствуется при принятии ситуативных решений, это привычки, регламент, юр. законы, традиции и тп, называется </w:t>
+      </w:r>
+      <w:r>
+        <w:rPr>
+          <w:b/>
+          <w:i/>
+          <w:lang w:val="ru-RU"/>
+        </w:rPr>
+        <w:t>феноменами</w:t>
+      </w:r>
+      <w:r>
+        <w:rPr>
+          <w:lang w:val="ru-RU"/>
+        </w:rPr>
+        <w:t>.</w:t>
+      </w:r>
+    </w:p>
+    <w:p>
+      <w:pPr>
+        <w:rPr>
+          <w:lang w:val="ru-RU"/>
+        </w:rPr>
+      </w:pPr>
+      <w:r>
+        <w:rPr>
+          <w:lang w:val="ru-RU"/>
+        </w:rPr>
+        <w:lastRenderedPageBreak/>
+        <w:t xml:space="preserve">Если скептик в результате постоянного спора избавляется от предпочтений (то есть догматических конструкций), которые являются иллюзорными, то </w:t>
+      </w:r>
+      <w:r>
+        <w:rPr>
+          <w:i/>
+          <w:lang w:val="ru-RU"/>
+        </w:rPr>
+        <w:t>феномены</w:t>
+      </w:r>
+      <w:r>
+        <w:rPr>
+          <w:lang w:val="ru-RU"/>
+        </w:rPr>
+        <w:t xml:space="preserve"> в свою очередь являются </w:t>
+      </w:r>
+      <w:r>
+        <w:rPr>
+          <w:i/>
+          <w:lang w:val="ru-RU"/>
+        </w:rPr>
+        <w:t>истиной</w:t>
+      </w:r>
+      <w:r>
+        <w:rPr>
+          <w:lang w:val="ru-RU"/>
+        </w:rPr>
+        <w:t xml:space="preserve"> (хотя для самих скептиков такой ход мысли невозможен, потому что для них истины не существует). Пытаясь построить умозрительную модель реальности, античный человек отбрасывал опыт/явления/феномены, чтобы получить истину, потому что опыт конечен и временен. Но оказывается, что истина находится не на уровне модели, а на уровне </w:t>
+      </w:r>
+      <w:r>
+        <w:rPr>
+          <w:i/>
+          <w:lang w:val="ru-RU"/>
+        </w:rPr>
+        <w:t>феноменов</w:t>
+      </w:r>
+      <w:r>
+        <w:rPr>
+          <w:lang w:val="ru-RU"/>
+        </w:rPr>
+        <w:t>. Каким же образом это возможно, если в самих феноменах нет никаких правил и законов, то есть нет никакой истины? Дело здесь как раз в том, что отсутствие правил и законов может как раз являться тем качеством бытия, которое мы интерпретируем, как непостижимость мира, то есть свободой воли! Мы не можем найти закономерностей в своем личном опыте, и именно это является проявлением свободной воли. Данный ход мыслей является инверсией: если раньше люди стремились через свой опыт познать истинное бытие, то теперь  вечное и бесконечное бытие постоянно являет себя в конечном и временном чувственном опыте.</w:t>
+      </w:r>
+    </w:p>
+    <w:p>
+      <w:pPr>
+        <w:rPr>
+          <w:lang w:val="ru-RU"/>
+        </w:rPr>
+      </w:pPr>
+      <w:r>
+        <w:rPr>
+          <w:lang w:val="ru-RU"/>
+        </w:rPr>
+        <w:t xml:space="preserve">Следующий вопрос: почему я сам не могу дойти до истины? Почему она может только явиться мне сама? </w:t>
+      </w:r>
+      <w:r>
+        <w:rPr>
+          <w:i/>
+          <w:lang w:val="ru-RU"/>
+        </w:rPr>
+        <w:t>Что со мной не так</w:t>
+      </w:r>
+      <w:r>
+        <w:rPr>
+          <w:lang w:val="ru-RU"/>
+        </w:rPr>
+        <w:t xml:space="preserve">? Видимо, во мне есть какой-то дефект или недостаток, из-за которого я постоянно совершаю </w:t>
+      </w:r>
+      <w:r>
+        <w:rPr>
+          <w:i/>
+          <w:lang w:val="ru-RU"/>
+        </w:rPr>
+        <w:t>хамартиа</w:t>
+      </w:r>
+      <w:r>
+        <w:rPr>
+          <w:lang w:val="ru-RU"/>
+        </w:rPr>
+        <w:t xml:space="preserve"> (промах, или грех). Этот дефект связан с отсутствием, нехваткой. Этой нехватки нет у </w:t>
+      </w:r>
+      <w:r>
+        <w:rPr>
+          <w:i/>
+          <w:lang w:val="ru-RU"/>
+        </w:rPr>
+        <w:t>юпостасиса</w:t>
+      </w:r>
+      <w:r>
+        <w:rPr>
+          <w:lang w:val="ru-RU"/>
+        </w:rPr>
+        <w:t xml:space="preserve">, потому что юпостасис это бытие, то есть то, что есть, а нехватка это то, чего нет. Возможным такое рассуждение становится из-за идеи божественного </w:t>
+      </w:r>
+      <w:r>
+        <w:rPr>
+          <w:i/>
+          <w:lang w:val="ru-RU"/>
+        </w:rPr>
+        <w:t>творения</w:t>
+      </w:r>
+      <w:r>
+        <w:rPr>
+          <w:lang w:val="ru-RU"/>
+        </w:rPr>
+        <w:t xml:space="preserve"> из ничего. Из-за того что дефект это по сути ничто, его невозможно в себе распознать. Но можно найти в себе его проявление. Есть отдельная сфера опыта на уровне феноменов, которая античной этикой не замечается, и это </w:t>
+      </w:r>
+      <w:r>
+        <w:rPr>
+          <w:i/>
+          <w:lang w:val="ru-RU"/>
+        </w:rPr>
+        <w:t>взаимодействие с другими людьми</w:t>
+      </w:r>
+      <w:r>
+        <w:rPr>
+          <w:lang w:val="ru-RU"/>
+        </w:rPr>
+        <w:t xml:space="preserve"> (ведь в античной этике нужно устранить вид от третьего лица и оставить первое). Если раньше человек исходил из того, что есть некая модель реальности, посредством которой он взаимодействовал с другими людьми и совершал поступки во имя абстрактного блага, и избегал абстрактного зла; теперь благо и зло — это то, что я претерпеваю от конкретного другого человека. Человек античности мог убить другого по праву сильного и вообще не чувствовать за собой неправоты; он убивал как господин раба, как эллин варвара и это было нормальным; теперь же любое убийство расценивается именно как убийство конкретного человека конкретным человеком (тут можно разглядеть зачатки гуманизации); теперь несчастья, имеющие нечеловеческий источник, не являются злом, потому что зло может вершить только человек. Дефект при взаимодействии людей проявляется в зле, которое они друг другу совершают, и мерилом зла для человека будет только другой человек.</w:t>
+      </w:r>
+    </w:p>
+    <w:p>
+      <w:r>
+        <w:rPr>
+          <w:lang w:val="ru-RU"/>
+        </w:rPr>
+        <w:t xml:space="preserve">Там, где эпикурейцы объясняют несовершенство человека через </w:t>
+      </w:r>
+      <w:r>
+        <w:rPr>
+          <w:i/>
+          <w:lang w:val="ru-RU"/>
+        </w:rPr>
+        <w:t>паренклесис</w:t>
+      </w:r>
+      <w:r>
+        <w:rPr>
+          <w:lang w:val="ru-RU"/>
+        </w:rPr>
+        <w:t xml:space="preserve">, христиане приписывают это природному изъяну человека. </w:t>
+      </w:r>
+      <w:r>
+        <w:t>В этом смысле эпикурейство является противоположностью христианству.</w:t>
+      </w:r>
+    </w:p>
+    <w:p>
+      <w:pPr>
+        <w:pStyle w:val="Heading2"/>
+        <w:rPr>
+          <w:b w:val="0"/>
+          <w:i w:val="0"/>
+        </w:rPr>
+      </w:pPr>
+      <w:r>
+        <w:rPr>
+          <w:b w:val="0"/>
+          <w:i w:val="0"/>
+        </w:rPr>
+        <w:lastRenderedPageBreak/>
+        <w:t>Урок 25. Этика Христа</w:t>
+      </w:r>
+    </w:p>
+    <w:p>
+      <w:r>
+        <w:fldChar w:fldCharType="begin"/>
+      </w:r>
+      <w:r>
+        <w:instrText xml:space="preserve"> INCLUDEPICTURE  \d "/lesson-previews/lesson-25-preview.jpeg" \* MERGEFORMATINET </w:instrText>
+      </w:r>
+      <w:r>
+        <w:fldChar w:fldCharType="separate"/>
+      </w:r>
+      <w:r>
+        <w:fldChar w:fldCharType="begin"/>
+      </w:r>
+      <w:r>
+        <w:instrText xml:space="preserve"> INCLUDEPICTURE  \d "/lesson-previews/lesson-25-preview.jpeg" \* MERGEFORMATINET </w:instrText>
+      </w:r>
+      <w:r>
+        <w:fldChar w:fldCharType="separate"/>
+      </w:r>
+      <w:r>
+        <w:fldChar w:fldCharType="begin"/>
+      </w:r>
+      <w:r>
+        <w:instrText xml:space="preserve"> INCLUDEPICTURE  \d "/lesson-previews/lesson-25-preview.jpeg" \* MERGEFORMATINET </w:instrText>
+      </w:r>
+      <w:r>
+        <w:fldChar w:fldCharType="separate"/>
+      </w:r>
+      <w:r>
+        <w:fldChar w:fldCharType="begin"/>
+      </w:r>
+      <w:r>
+        <w:instrText xml:space="preserve"> INCLUDEPICTURE  \d "/lesson-previews/lesson-25-preview.jpeg" \* MERGEFORMATINET </w:instrText>
+      </w:r>
+      <w:r>
+        <w:fldChar w:fldCharType="separate"/>
+      </w:r>
+      <w:r>
+        <w:pict>
+          <v:shape id="_x0000_i1031" type="#_x0000_t75" alt="lesson-25-preview" style="width:3in;height:3in">
             <v:imagedata r:id="rId12"/>
           </v:shape>
         </w:pict>
@@ -3364,235 +3670,371 @@
       <w:r>
         <w:fldChar w:fldCharType="end"/>
       </w:r>
-    </w:p>
-    <w:p>
-      <w:pPr>
-        <w:rPr>
-          <w:lang w:val="ru-RU"/>
-        </w:rPr>
-      </w:pPr>
-      <w:r>
-        <w:rPr>
-          <w:lang w:val="ru-RU"/>
-        </w:rPr>
-        <w:t>![[Философия ликбез. Этика 1.</w:t>
-      </w:r>
-      <w:r>
-        <w:t>jpeg</w:t>
-      </w:r>
-      <w:r>
-        <w:rPr>
-          <w:lang w:val="ru-RU"/>
-        </w:rPr>
-        <w:t>]]</w:t>
-      </w:r>
-    </w:p>
-    <w:p>
-      <w:pPr>
-        <w:rPr>
-          <w:lang w:val="ru-RU"/>
-        </w:rPr>
-      </w:pPr>
-      <w:r>
-        <w:rPr>
-          <w:lang w:val="ru-RU"/>
-        </w:rPr>
-        <w:t>Как скептики своим способом избегания тревоги пришли к перевороту мифологической картины мира и пришли к христианству?</w:t>
-      </w:r>
-    </w:p>
-    <w:p>
-      <w:pPr>
-        <w:rPr>
-          <w:lang w:val="ru-RU"/>
-        </w:rPr>
-      </w:pPr>
-      <w:r>
-        <w:rPr>
-          <w:lang w:val="ru-RU"/>
-        </w:rPr>
-        <w:t xml:space="preserve">Из предыдущего урока известно, что </w:t>
-      </w:r>
-      <w:r>
-        <w:rPr>
-          <w:i/>
-          <w:lang w:val="ru-RU"/>
-        </w:rPr>
-        <w:t>изостения</w:t>
-      </w:r>
-      <w:r>
-        <w:rPr>
-          <w:lang w:val="ru-RU"/>
-        </w:rPr>
-        <w:t xml:space="preserve"> достигается только на уровне абсолютных зол и благ, но не имеет отношения к конкретным поступкам, давая поступкам, которые совершаются ситуативно, свободу. То, чем человек руководствуется при принятии ситуативных решений, это привычки, регламент, юр. законы, традиции и тп, называется </w:t>
-      </w:r>
-      <w:r>
-        <w:rPr>
-          <w:b/>
-          <w:i/>
-          <w:lang w:val="ru-RU"/>
-        </w:rPr>
-        <w:t>феноменами</w:t>
-      </w:r>
-      <w:r>
-        <w:rPr>
-          <w:lang w:val="ru-RU"/>
-        </w:rPr>
-        <w:t>.</w:t>
-      </w:r>
-    </w:p>
-    <w:p>
-      <w:pPr>
-        <w:rPr>
-          <w:lang w:val="ru-RU"/>
-        </w:rPr>
-      </w:pPr>
-      <w:r>
-        <w:rPr>
-          <w:lang w:val="ru-RU"/>
-        </w:rPr>
+      <w:r>
+        <w:fldChar w:fldCharType="end"/>
+      </w:r>
+    </w:p>
+    <w:p>
+      <w:pPr>
+        <w:rPr>
+          <w:lang w:val="ru-RU"/>
+        </w:rPr>
+      </w:pPr>
+      <w:r>
+        <w:rPr>
+          <w:lang w:val="ru-RU"/>
+        </w:rPr>
+        <w:t xml:space="preserve">Христос будет рассматриваться как философская конструкция. Его возникновение является результатом важного </w:t>
+      </w:r>
+      <w:r>
+        <w:rPr>
+          <w:i/>
+          <w:lang w:val="ru-RU"/>
+        </w:rPr>
+        <w:t>этического перехода:</w:t>
+      </w:r>
+      <w:r>
+        <w:rPr>
+          <w:lang w:val="ru-RU"/>
+        </w:rPr>
+        <w:t xml:space="preserve"> если античная этика отвечала на вопрос «кто я?», то переход к новой парадигме знаменуется тем, что в самом вопросе «кто я?» содержится ошибка, потому что никакого подлинного «я» не существует: если на все прежние попытки понять, чем я являюсь, я терпел только неудачи, значит, во мне есть исходная испорченность, или, другими словами, греховность (хамартиа — промах). Если античный человек через различные практики (стоицизма, Эпикурейства, скептицизма) надеялся избавиться от зла (страстей, тревоги и тп), то в христианской картине мира зло является частью человека и избавиться от него нельзя. Чтобы иначе объяснить </w:t>
+      </w:r>
+      <w:r>
+        <w:rPr>
+          <w:i/>
+          <w:lang w:val="ru-RU"/>
+        </w:rPr>
+        <w:t>этический переход</w:t>
+      </w:r>
+      <w:r>
+        <w:rPr>
+          <w:lang w:val="ru-RU"/>
+        </w:rPr>
+        <w:t xml:space="preserve">, можно говорить о смене этической сцены. В античности сценой был космос (гармоничный, соразмерный порядок в рамках целого), то есть на глобальном масштабе, в христианстве же сцена носит локальный масштаб и описывается словом </w:t>
+      </w:r>
+      <w:r>
+        <w:rPr>
+          <w:b/>
+          <w:i/>
+          <w:lang w:val="ru-RU"/>
+        </w:rPr>
+        <w:t>Плисион</w:t>
+      </w:r>
+      <w:r>
+        <w:rPr>
+          <w:lang w:val="ru-RU"/>
+        </w:rPr>
+        <w:t xml:space="preserve"> (ближний) — это мое отношение с конкретным другим человеком. </w:t>
+      </w:r>
+      <w:r>
+        <w:rPr>
+          <w:i/>
+          <w:lang w:val="ru-RU"/>
+        </w:rPr>
+        <w:t>Плисион</w:t>
+      </w:r>
+      <w:r>
+        <w:rPr>
+          <w:lang w:val="ru-RU"/>
+        </w:rPr>
+        <w:t xml:space="preserve"> это не социум, не люди вообще, но именно конкретный другой человек, существующий на уровне повседневного опыта — по скептикам на уровне </w:t>
+      </w:r>
+      <w:r>
+        <w:rPr>
+          <w:i/>
+          <w:lang w:val="ru-RU"/>
+        </w:rPr>
+        <w:t>феноменов</w:t>
+      </w:r>
+      <w:r>
+        <w:rPr>
+          <w:lang w:val="ru-RU"/>
+        </w:rPr>
+        <w:t>. Там же проявляется и моя греховность.</w:t>
+      </w:r>
+    </w:p>
+    <w:p>
+      <w:pPr>
+        <w:rPr>
+          <w:lang w:val="ru-RU"/>
+        </w:rPr>
+      </w:pPr>
+      <w:r>
+        <w:rPr>
+          <w:lang w:val="ru-RU"/>
+        </w:rPr>
+        <w:t xml:space="preserve">В качестве примера несовершенства и возникших в его следствии проблем отношений с ближним, рассмотрим анекдот про Сократа, который не слушал жену и относился к ней пренебрежительно, как к природному явлению. Женщины в античности в целом имели очень низкий социальный статус, не могли выйти на улицу. Это делалась ради сохранения космоса, иными словами, ради сохранения целостности сцены путем маскировки того разрыва, что существовал между мужчинами и женщинами, неспособными договориться. Христианство обращает внимание на разрыв человека с его ближним, раскалывая сцену. Этот разрыв обозначается словом </w:t>
+      </w:r>
+      <w:r>
+        <w:rPr>
+          <w:b/>
+          <w:i/>
+          <w:lang w:val="ru-RU"/>
+        </w:rPr>
+        <w:t>офейлима</w:t>
+      </w:r>
+      <w:r>
+        <w:rPr>
+          <w:lang w:val="ru-RU"/>
+        </w:rPr>
+        <w:t xml:space="preserve"> и имеет значение «вина», «невозвращенный долг». То есть чтобы люди не делали, между ними складываются отношения кредитора и должника, а отношения между мужчинами и женщинами является лишь частным его проявлением.</w:t>
+      </w:r>
+    </w:p>
+    <w:p>
+      <w:pPr>
+        <w:rPr>
+          <w:lang w:val="ru-RU"/>
+        </w:rPr>
+      </w:pPr>
+      <w:r>
+        <w:rPr>
+          <w:lang w:val="ru-RU"/>
+        </w:rPr>
+        <w:t xml:space="preserve">Итак, на прошлом занятии было выяснено, что негативная реакция ближнего (обида, злость и тп) по отношению к моим действиям, направленным на него, является </w:t>
+      </w:r>
+      <w:r>
+        <w:rPr>
+          <w:i/>
+          <w:lang w:val="ru-RU"/>
+        </w:rPr>
+        <w:t>проявлением зла во мне</w:t>
+      </w:r>
+      <w:r>
+        <w:rPr>
+          <w:lang w:val="ru-RU"/>
+        </w:rPr>
+        <w:t xml:space="preserve">. Но это является ненадежным критерием, ведь я мог, например, сделать человеку зло с добрым умыслом. Дело в том, что в христианской традиции </w:t>
+      </w:r>
+      <w:r>
+        <w:rPr>
+          <w:i/>
+          <w:lang w:val="ru-RU"/>
+        </w:rPr>
+        <w:t>зло не существует</w:t>
+      </w:r>
+      <w:r>
+        <w:rPr>
+          <w:lang w:val="ru-RU"/>
+        </w:rPr>
+        <w:t xml:space="preserve"> (Св. </w:t>
+      </w:r>
+      <w:r>
+        <w:t xml:space="preserve">Августин), потому что </w:t>
+      </w:r>
+      <w:r>
         <w:lastRenderedPageBreak/>
-        <w:t xml:space="preserve">Если скептик в результате постоянного спора избавляется от предпочтений (то есть догматических конструкций), которые являются иллюзорными, то </w:t>
-      </w:r>
-      <w:r>
-        <w:rPr>
-          <w:i/>
-          <w:lang w:val="ru-RU"/>
-        </w:rPr>
-        <w:t>феномены</w:t>
-      </w:r>
-      <w:r>
-        <w:rPr>
-          <w:lang w:val="ru-RU"/>
-        </w:rPr>
-        <w:t xml:space="preserve"> в свою очередь являются </w:t>
-      </w:r>
-      <w:r>
-        <w:rPr>
-          <w:i/>
-          <w:lang w:val="ru-RU"/>
-        </w:rPr>
-        <w:t>истиной</w:t>
-      </w:r>
-      <w:r>
-        <w:rPr>
-          <w:lang w:val="ru-RU"/>
-        </w:rPr>
-        <w:t xml:space="preserve"> (хотя для самих скептиков такой ход мысли невозможен, потому что для них истины не существует). Пытаясь построить умозрительную модель реальности, античный человек отбрасывал опыт/явления/феномены, чтобы получить истину, потому что опыт конечен и временен. Но оказывается, что истина находится не на уровне модели, а на уровне </w:t>
-      </w:r>
-      <w:r>
-        <w:rPr>
-          <w:i/>
-          <w:lang w:val="ru-RU"/>
-        </w:rPr>
-        <w:t>феноменов</w:t>
-      </w:r>
-      <w:r>
-        <w:rPr>
-          <w:lang w:val="ru-RU"/>
-        </w:rPr>
-        <w:t>. Каким же образом это возможно, если в самих феноменах нет никаких правил и законов, то есть нет никакой истины? Дело здесь как раз в том, что отсутствие правил и законов может как раз являться тем качеством бытия, которое мы интерпретируем, как непостижимость мира, то есть свободой воли! Мы не можем найти закономерностей в своем личном опыте, и именно это является проявлением свободной воли. Данный ход мыслей является инверсией: если раньше люди стремились через свой опыт познать истинное бытие, то теперь  вечное и бесконечное бытие постоянно являет себя в конечном и временном чувственном опыте.</w:t>
-      </w:r>
-    </w:p>
-    <w:p>
-      <w:pPr>
-        <w:rPr>
-          <w:lang w:val="ru-RU"/>
-        </w:rPr>
-      </w:pPr>
-      <w:r>
-        <w:rPr>
-          <w:lang w:val="ru-RU"/>
-        </w:rPr>
-        <w:t xml:space="preserve">Следующий вопрос: почему я сам не могу дойти до истины? Почему она может только явиться мне сама? </w:t>
-      </w:r>
-      <w:r>
-        <w:rPr>
-          <w:i/>
-          <w:lang w:val="ru-RU"/>
-        </w:rPr>
-        <w:t>Что со мной не так</w:t>
-      </w:r>
-      <w:r>
-        <w:rPr>
-          <w:lang w:val="ru-RU"/>
-        </w:rPr>
-        <w:t xml:space="preserve">? Видимо, во мне есть какой-то дефект или недостаток, из-за которого я постоянно совершаю </w:t>
-      </w:r>
-      <w:r>
-        <w:rPr>
-          <w:i/>
-          <w:lang w:val="ru-RU"/>
-        </w:rPr>
-        <w:t>хамартиа</w:t>
-      </w:r>
-      <w:r>
-        <w:rPr>
-          <w:lang w:val="ru-RU"/>
-        </w:rPr>
-        <w:t xml:space="preserve"> (промах, или грех). Этот дефект связан с отсутствием, нехваткой. Этой нехватки нет у </w:t>
-      </w:r>
-      <w:r>
-        <w:rPr>
-          <w:i/>
-          <w:lang w:val="ru-RU"/>
-        </w:rPr>
-        <w:t>юпостасиса</w:t>
-      </w:r>
-      <w:r>
-        <w:rPr>
-          <w:lang w:val="ru-RU"/>
-        </w:rPr>
-        <w:t xml:space="preserve">, потому что юпостасис это бытие, то есть то, что есть, а нехватка это то, чего нет. Возможным такое рассуждение становится из-за идеи божественного </w:t>
-      </w:r>
-      <w:r>
-        <w:rPr>
-          <w:i/>
-          <w:lang w:val="ru-RU"/>
-        </w:rPr>
-        <w:t>творения</w:t>
-      </w:r>
-      <w:r>
-        <w:rPr>
-          <w:lang w:val="ru-RU"/>
-        </w:rPr>
-        <w:t xml:space="preserve"> из ничего. Из-за того что дефект это по сути ничто, его невозможно в себе распознать. Но можно найти в себе его проявление. Есть отдельная сфера опыта на уровне феноменов, которая античной этикой не замечается, и это </w:t>
-      </w:r>
-      <w:r>
-        <w:rPr>
-          <w:i/>
-          <w:lang w:val="ru-RU"/>
-        </w:rPr>
-        <w:t>взаимодействие с другими людьми</w:t>
-      </w:r>
-      <w:r>
-        <w:rPr>
-          <w:lang w:val="ru-RU"/>
-        </w:rPr>
-        <w:t xml:space="preserve"> (ведь в античной этике нужно устранить вид от третьего лица и оставить первое). Если раньше человек исходил из того, что есть некая модель реальности, посредством которой он взаимодействовал с другими людьми и совершал поступки во имя абстрактного блага, и избегал абстрактного зла; теперь благо и зло — это то, что я претерпеваю от конкретного другого человека. Человек античности мог убить другого по праву сильного и вообще не чувствовать за собой неправоты; он убивал как господин раба, как эллин варвара и это было нормальным; теперь же любое убийство расценивается именно как убийство конкретного человека конкретным человеком (тут можно разглядеть зачатки гуманизации); теперь несчастья, имеющие нечеловеческий источник, не являются злом, потому что зло может вершить только человек. Дефект при взаимодействии людей проявляется в зле, которое они друг другу совершают, и мерилом зла для человека будет только другой человек.</w:t>
-      </w:r>
-    </w:p>
-    <w:p>
-      <w:r>
-        <w:rPr>
-          <w:lang w:val="ru-RU"/>
-        </w:rPr>
-        <w:t xml:space="preserve">Там, где эпикурейцы объясняют несовершенство человека через </w:t>
-      </w:r>
-      <w:r>
-        <w:rPr>
-          <w:i/>
-          <w:lang w:val="ru-RU"/>
-        </w:rPr>
-        <w:t>паренклесис</w:t>
-      </w:r>
-      <w:r>
-        <w:rPr>
-          <w:lang w:val="ru-RU"/>
-        </w:rPr>
-        <w:t xml:space="preserve">, христиане приписывают это природному изъяну человека. </w:t>
-      </w:r>
-      <w:r>
-        <w:t>В этом смысле эпикурейство является противоположностью христианству.</w:t>
+        <w:t>зло — это отсутствие добра (</w:t>
+      </w:r>
+      <w:r>
+        <w:rPr>
+          <w:i/>
+        </w:rPr>
+        <w:t>defectio</w:t>
+      </w:r>
+      <w:r>
+        <w:t xml:space="preserve">). </w:t>
+      </w:r>
+      <w:r>
+        <w:rPr>
+          <w:lang w:val="ru-RU"/>
+        </w:rPr>
+        <w:t xml:space="preserve">Почему же люди так долго не замечали того, что они являются причиной зла? В качестве ответа на вопрос можно привести в пример игромана в казино. Проблема игрока в том, что те пределы (максимальная сумма, которую можно проиграть), которые ставит себе человек — на самом деле их не существует, и проигравший </w:t>
+      </w:r>
+      <w:r>
+        <w:rPr>
+          <w:i/>
+          <w:lang w:val="ru-RU"/>
+        </w:rPr>
+        <w:t>падает</w:t>
+      </w:r>
+      <w:r>
+        <w:rPr>
+          <w:lang w:val="ru-RU"/>
+        </w:rPr>
+        <w:t xml:space="preserve"> (падший — христианское определение такого человека) в бездну, которую он принимает за самого себя, когда как, возвращаясь в начало урока, христианство говорит о том, что никакого подлинного «себя» не существует! Психолог, который для решения ментальных проблем предложит человеку найти «подлинное я», на самом деле заставит бесконечно его погружаться в бездну </w:t>
+      </w:r>
+      <w:r>
+        <w:rPr>
+          <w:i/>
+          <w:lang w:val="ru-RU"/>
+        </w:rPr>
+        <w:t>падения</w:t>
+      </w:r>
+      <w:r>
+        <w:rPr>
+          <w:lang w:val="ru-RU"/>
+        </w:rPr>
+        <w:t>. Любое желание — это бездна, потому что если я чего-то желаю, это значит, что во мне есть нехватка, и эта нехватка на самом деле носит структурный характер. Это и есть проявление той самой негативности. Быть собой просто невозможно. Именно это является причиной разрыва между людьми. Какое бы зло во благо человек не сделал (ударил по пальцам ребенку, тянущему руки к розетке), нет гарантии, что это было именно воспитание, а не перегибание палки и утоление жестокости.</w:t>
+      </w:r>
+    </w:p>
+    <w:p>
+      <w:pPr>
+        <w:rPr>
+          <w:lang w:val="ru-RU"/>
+        </w:rPr>
+      </w:pPr>
+      <w:r>
+        <w:rPr>
+          <w:lang w:val="ru-RU"/>
+        </w:rPr>
+        <w:t xml:space="preserve">Что же такое зло на самом деле? </w:t>
+      </w:r>
+      <w:r>
+        <w:rPr>
+          <w:b/>
+          <w:lang w:val="ru-RU"/>
+        </w:rPr>
+        <w:t>Гиперфания</w:t>
+      </w:r>
+      <w:r>
+        <w:rPr>
+          <w:lang w:val="ru-RU"/>
+        </w:rPr>
+        <w:t xml:space="preserve"> (гордыня) — это самый порочный грех. Да, человек является в известном смысле злом, но он этого не знает, поэтому у него возникает иллюзия, что он может справиться с чем-либо сам.</w:t>
+      </w:r>
+    </w:p>
+    <w:p>
+      <w:pPr>
+        <w:rPr>
+          <w:lang w:val="ru-RU"/>
+        </w:rPr>
+      </w:pPr>
+      <w:r>
+        <w:rPr>
+          <w:lang w:val="ru-RU"/>
+        </w:rPr>
+        <w:t xml:space="preserve">Что же делать в ситуации, когда собственного я не существует? Заимствовать, и для этого есть два термина — </w:t>
+      </w:r>
+      <w:r>
+        <w:rPr>
+          <w:b/>
+          <w:lang w:val="ru-RU"/>
+        </w:rPr>
+        <w:t>Эйкон</w:t>
+      </w:r>
+      <w:r>
+        <w:rPr>
+          <w:lang w:val="ru-RU"/>
+        </w:rPr>
+        <w:t xml:space="preserve"> (образ) и </w:t>
+      </w:r>
+      <w:r>
+        <w:rPr>
+          <w:b/>
+          <w:lang w:val="ru-RU"/>
+        </w:rPr>
+        <w:t>хомоисис</w:t>
+      </w:r>
+      <w:r>
+        <w:rPr>
+          <w:lang w:val="ru-RU"/>
+        </w:rPr>
+        <w:t xml:space="preserve"> (подобие). Бог создал человека «по образу и подобию» означает, что человек заимствует свое существование (ведь образ это то, чего вообще-то нет). Человек это образ и подобие, потому что ничего другого ему не остается; иначе он просто будет никем. Это заимствование получается за счет </w:t>
+      </w:r>
+      <w:r>
+        <w:rPr>
+          <w:b/>
+          <w:lang w:val="ru-RU"/>
+        </w:rPr>
+        <w:t>агапэ</w:t>
+      </w:r>
+      <w:r>
+        <w:rPr>
+          <w:lang w:val="ru-RU"/>
+        </w:rPr>
+        <w:t xml:space="preserve"> (жертвенная, бескорыстная любовь, не являющаяся страстью, выражающаяся на уровне поступков, а не эмоций). Приблизительно объяснить агапэ можно через взаимную романтическую любовь между мужчиной и женщиной. Любовь между родителем и ребенком годится меньше, потому что она не свободна; романтическая любовь обладает полной свободой воли. Когда человек любит, он видит в другом то, что делает человека </w:t>
+      </w:r>
+      <w:r>
+        <w:rPr>
+          <w:i/>
+          <w:lang w:val="ru-RU"/>
+        </w:rPr>
+        <w:t>уникальным</w:t>
+      </w:r>
+      <w:r>
+        <w:rPr>
+          <w:lang w:val="ru-RU"/>
+        </w:rPr>
+        <w:t xml:space="preserve">. Это что-то, некий фактор, который нельзя объяснить, нельзя описать словами. И когда в человеке видят этот фактор, он становится неким структурным ядром, формирующим собственное «я» у любимого человека. Вокруг этого ядра в свою очередь уже и возникают </w:t>
+      </w:r>
+      <w:r>
+        <w:rPr>
+          <w:b/>
+          <w:lang w:val="ru-RU"/>
+        </w:rPr>
+        <w:t>образ и подобие</w:t>
+      </w:r>
+      <w:r>
+        <w:rPr>
+          <w:lang w:val="ru-RU"/>
+        </w:rPr>
+        <w:t>. Происходит некое творение из небытия.</w:t>
+      </w:r>
+    </w:p>
+    <w:p>
+      <w:pPr>
+        <w:rPr>
+          <w:lang w:val="ru-RU"/>
+        </w:rPr>
+      </w:pPr>
+      <w:r>
+        <w:rPr>
+          <w:lang w:val="ru-RU"/>
+        </w:rPr>
+        <w:t xml:space="preserve">Теперь возьмем двух людей с самым радикальным разрывом — палач(кредитор) и жертва(должник), то есть случай насильника и жертвы. Конечно, в случае вопиющей жестокости и несправедливости жертва и осуждающие будет жаждать </w:t>
+      </w:r>
+      <w:r>
+        <w:rPr>
+          <w:i/>
+          <w:lang w:val="ru-RU"/>
+        </w:rPr>
+        <w:t>воздаяния</w:t>
+      </w:r>
+      <w:r>
+        <w:rPr>
+          <w:lang w:val="ru-RU"/>
+        </w:rPr>
+        <w:t xml:space="preserve">. Для того, чтобы залатать такой неразрешимый разрыв, остановить моховик насилия, необходим посредник, и не он должен не просто простить палача, но и принять на себя искупительную жертву. Это некий «юридический» аспект, восстанавливающий справедливость. Но ему недостаточно брать просто абсорбентом страдания: может быть, жертва не захочет, чтобы воздаяние принимал на себя неповинный человек, и будет жаждать расплаты именно с насильником. Существует и второй аспект: его поступок преображает и палача, и жертву: палача, потому что он его прощает (вызывая раскаяние), а жертву, потому что он берет на себя его страдания (устраняя ожесточение). Это и есть </w:t>
+      </w:r>
+      <w:r>
+        <w:rPr>
+          <w:i/>
+          <w:lang w:val="ru-RU"/>
+        </w:rPr>
+        <w:t>агапэ</w:t>
+      </w:r>
+      <w:r>
+        <w:rPr>
+          <w:lang w:val="ru-RU"/>
+        </w:rPr>
+        <w:t xml:space="preserve">, своим поступком посредник доказывает свою любовь к людям и несет </w:t>
+      </w:r>
+      <w:r>
+        <w:rPr>
+          <w:i/>
+          <w:lang w:val="ru-RU"/>
+        </w:rPr>
+        <w:t>теозис</w:t>
+      </w:r>
+      <w:r>
+        <w:rPr>
+          <w:lang w:val="ru-RU"/>
+        </w:rPr>
+        <w:t xml:space="preserve"> (обожествление) — человек возвышается на уровень бога. Этим посредником не может быть человек, потому что человек не может быть той истиной, которую он ищет; как было показано при переходе от скептиков к христианству, истина может являться людям в конкретном феномене или явлении, поэтому им оказался сын божий Христос.</w:t>
+      </w:r>
+    </w:p>
+    <w:p>
+      <w:pPr>
+        <w:rPr>
+          <w:lang w:val="ru-RU"/>
+        </w:rPr>
+      </w:pPr>
+      <w:r>
+        <w:rPr>
+          <w:lang w:val="ru-RU"/>
+        </w:rPr>
+        <w:lastRenderedPageBreak/>
+        <w:t>Апостол Павел отличается ото всех других апостолов тем, что не видел Христа. Именно он был главным проповедником. Он свидетельствовал обо всех Христовых событиях постфактум. Как он мог до нее додуматься? Только с помощью божественного. С этической точки зрения догмат христианства предшествует появлению Христа, потому что логически вытекает из логики предшествующей этики.</w:t>
       </w:r>
     </w:p>
     <w:p>
@@ -3601,15 +4043,16 @@
         <w:rPr>
           <w:b w:val="0"/>
           <w:i w:val="0"/>
+          <w:lang w:val="ru-RU"/>
         </w:rPr>
       </w:pPr>
       <w:r>
         <w:rPr>
           <w:b w:val="0"/>
           <w:i w:val="0"/>
-        </w:rPr>
-        <w:lastRenderedPageBreak/>
-        <w:t>Урок 25. Этика Христа</w:t>
+          <w:lang w:val="ru-RU"/>
+        </w:rPr>
+        <w:t>Урок 26. Экзистенциальный фактор возникновения христианской этики</w:t>
       </w:r>
     </w:p>
     <w:p>
@@ -3617,7 +4060,7 @@
         <w:fldChar w:fldCharType="begin"/>
       </w:r>
       <w:r>
-        <w:instrText xml:space="preserve"> INCLUDEPICTURE  \d "/lesson-previews/lesson-25-preview.jpeg" \* MERGEFORMATINET </w:instrText>
+        <w:instrText xml:space="preserve"> INCLUDEPICTURE  \d "/lesson-previews/lesson-26-preview.jpeg" \* MERGEFORMATINET </w:instrText>
       </w:r>
       <w:r>
         <w:fldChar w:fldCharType="separate"/>
@@ -3626,7 +4069,7 @@
         <w:fldChar w:fldCharType="begin"/>
       </w:r>
       <w:r>
-        <w:instrText xml:space="preserve"> INCLUDEPICTURE  \d "/lesson-previews/lesson-25-preview.jpeg" \* MERGEFORMATINET </w:instrText>
+        <w:instrText xml:space="preserve"> INCLUDEPICTURE  \d "/lesson-previews/lesson-26-preview.jpeg" \* MERGEFORMATINET </w:instrText>
       </w:r>
       <w:r>
         <w:fldChar w:fldCharType="separate"/>
@@ -3635,14 +4078,23 @@
         <w:fldChar w:fldCharType="begin"/>
       </w:r>
       <w:r>
-        <w:instrText xml:space="preserve"> INCLUDEPICTURE  \d "/lesson-previews/lesson-25-preview.jpeg" \* MERGEFORMATINET </w:instrText>
+        <w:instrText xml:space="preserve"> INCLUDEPICTURE  \d "/lesson-previews/lesson-26-preview.jpeg" \* MERGEFORMATINET </w:instrText>
       </w:r>
       <w:r>
         <w:fldChar w:fldCharType="separate"/>
       </w:r>
       <w:r>
+        <w:fldChar w:fldCharType="begin"/>
+      </w:r>
+      <w:r>
+        <w:instrText xml:space="preserve"> INCLUDEPICTURE  \d "/lesson-previews/lesson-26-preview.jpeg" \* MERGEFORMATINET </w:instrText>
+      </w:r>
+      <w:r>
+        <w:fldChar w:fldCharType="separate"/>
+      </w:r>
+      <w:r>
         <w:pict>
-          <v:shape id="_x0000_i1031" type="#_x0000_t75" alt="lesson-25-preview" style="width:3in;height:3in">
+          <v:shape id="_x0000_i1032" type="#_x0000_t75" alt="lesson-26-preview" style="width:3in;height:3in">
             <v:imagedata r:id="rId13"/>
           </v:shape>
         </w:pict>
@@ -3656,368 +4108,236 @@
       <w:r>
         <w:fldChar w:fldCharType="end"/>
       </w:r>
-    </w:p>
-    <w:p>
-      <w:pPr>
-        <w:rPr>
-          <w:lang w:val="ru-RU"/>
-        </w:rPr>
-      </w:pPr>
-      <w:r>
-        <w:rPr>
-          <w:lang w:val="ru-RU"/>
-        </w:rPr>
-        <w:t xml:space="preserve">Христос будет рассматриваться как философская конструкция. Его возникновение является результатом важного </w:t>
-      </w:r>
-      <w:r>
-        <w:rPr>
-          <w:i/>
-          <w:lang w:val="ru-RU"/>
-        </w:rPr>
-        <w:t>этического перехода:</w:t>
-      </w:r>
-      <w:r>
-        <w:rPr>
-          <w:lang w:val="ru-RU"/>
-        </w:rPr>
-        <w:t xml:space="preserve"> если античная этика отвечала на вопрос «кто я?», то переход к новой парадигме знаменуется тем, что в самом вопросе «кто я?» содержится ошибка, потому что никакого подлинного «я» не существует: если на все прежние попытки понять, чем я являюсь, я терпел только неудачи, значит, во мне есть исходная испорченность, или, другими словами, греховность (хамартиа — промах). Если античный человек через различные практики (стоицизма, Эпикурейства, скептицизма) надеялся избавиться от зла (страстей, тревоги и тп), то в христианской картине мира зло является частью человека и избавиться от него нельзя. Чтобы иначе объяснить </w:t>
-      </w:r>
-      <w:r>
-        <w:rPr>
-          <w:i/>
-          <w:lang w:val="ru-RU"/>
-        </w:rPr>
-        <w:t>этический переход</w:t>
-      </w:r>
-      <w:r>
-        <w:rPr>
-          <w:lang w:val="ru-RU"/>
-        </w:rPr>
-        <w:t xml:space="preserve">, можно говорить о смене этической сцены. В античности сценой был космос (гармоничный, соразмерный порядок в рамках целого), то есть на глобальном масштабе, в христианстве же сцена носит локальный масштаб и описывается словом </w:t>
-      </w:r>
-      <w:r>
-        <w:rPr>
-          <w:b/>
-          <w:i/>
-          <w:lang w:val="ru-RU"/>
-        </w:rPr>
-        <w:t>Плисион</w:t>
-      </w:r>
-      <w:r>
-        <w:rPr>
-          <w:lang w:val="ru-RU"/>
-        </w:rPr>
-        <w:t xml:space="preserve"> (ближний) — это мое отношение с конкретным другим человеком. </w:t>
-      </w:r>
-      <w:r>
-        <w:rPr>
-          <w:i/>
-          <w:lang w:val="ru-RU"/>
-        </w:rPr>
-        <w:t>Плисион</w:t>
-      </w:r>
-      <w:r>
-        <w:rPr>
-          <w:lang w:val="ru-RU"/>
-        </w:rPr>
-        <w:t xml:space="preserve"> это не социум, не люди вообще, но именно конкретный другой человек, существующий на уровне повседневного опыта — по скептикам на уровне </w:t>
-      </w:r>
-      <w:r>
-        <w:rPr>
-          <w:i/>
-          <w:lang w:val="ru-RU"/>
-        </w:rPr>
-        <w:t>феноменов</w:t>
-      </w:r>
-      <w:r>
-        <w:rPr>
-          <w:lang w:val="ru-RU"/>
-        </w:rPr>
-        <w:t>. Там же проявляется и моя греховность.</w:t>
-      </w:r>
-    </w:p>
-    <w:p>
-      <w:pPr>
-        <w:rPr>
-          <w:lang w:val="ru-RU"/>
-        </w:rPr>
-      </w:pPr>
-      <w:r>
-        <w:rPr>
-          <w:lang w:val="ru-RU"/>
-        </w:rPr>
-        <w:t xml:space="preserve">В качестве примера несовершенства и возникших в его следствии проблем отношений с ближним, рассмотрим анекдот про Сократа, который не слушал жену и относился к ней пренебрежительно, как к природному явлению. Женщины в античности в целом имели очень низкий социальный статус, не могли выйти на улицу. Это делалась ради сохранения космоса, иными словами, ради сохранения целостности сцены путем маскировки того разрыва, что существовал между мужчинами и женщинами, неспособными договориться. Христианство обращает внимание на разрыв человека с его ближним, раскалывая сцену. Этот разрыв обозначается словом </w:t>
-      </w:r>
-      <w:r>
-        <w:rPr>
-          <w:b/>
-          <w:i/>
-          <w:lang w:val="ru-RU"/>
-        </w:rPr>
-        <w:t>офейлима</w:t>
-      </w:r>
-      <w:r>
-        <w:rPr>
-          <w:lang w:val="ru-RU"/>
-        </w:rPr>
-        <w:t xml:space="preserve"> и имеет значение «вина», «невозвращенный долг». То есть чтобы люди не делали, между ними складываются отношения кредитора и должника, а отношения между мужчинами и женщинами является лишь частным его проявлением.</w:t>
-      </w:r>
-    </w:p>
-    <w:p>
-      <w:pPr>
-        <w:rPr>
-          <w:lang w:val="ru-RU"/>
-        </w:rPr>
-      </w:pPr>
-      <w:r>
-        <w:rPr>
-          <w:lang w:val="ru-RU"/>
-        </w:rPr>
-        <w:t xml:space="preserve">Итак, на прошлом занятии было выяснено, что негативная реакция ближнего (обида, злость и тп) по отношению к моим действиям, направленным на него, является </w:t>
-      </w:r>
-      <w:r>
-        <w:rPr>
-          <w:i/>
-          <w:lang w:val="ru-RU"/>
-        </w:rPr>
-        <w:t>проявлением зла во мне</w:t>
-      </w:r>
-      <w:r>
-        <w:rPr>
-          <w:lang w:val="ru-RU"/>
-        </w:rPr>
-        <w:t xml:space="preserve">. Но это является ненадежным критерием, ведь я мог, например, сделать человеку зло с добрым умыслом. Дело в том, что в христианской традиции </w:t>
-      </w:r>
-      <w:r>
-        <w:rPr>
-          <w:i/>
-          <w:lang w:val="ru-RU"/>
-        </w:rPr>
-        <w:t>зло не существует</w:t>
-      </w:r>
-      <w:r>
-        <w:rPr>
-          <w:lang w:val="ru-RU"/>
-        </w:rPr>
-        <w:t xml:space="preserve"> (Св. </w:t>
-      </w:r>
-      <w:r>
-        <w:t xml:space="preserve">Августин), потому что </w:t>
-      </w:r>
-      <w:r>
+      <w:r>
+        <w:fldChar w:fldCharType="end"/>
+      </w:r>
+    </w:p>
+    <w:p>
+      <w:pPr>
+        <w:rPr>
+          <w:lang w:val="ru-RU"/>
+        </w:rPr>
+      </w:pPr>
+      <w:r>
+        <w:rPr>
+          <w:lang w:val="ru-RU"/>
+        </w:rPr>
+        <w:t xml:space="preserve">Как же из логической необходимости жертвы Христа вытекает этическая практика — главный фактор в этике? Человек характеризуется нехваткой; нечто, противоположное нехватке называется </w:t>
+      </w:r>
+      <w:r>
+        <w:rPr>
+          <w:i/>
+          <w:lang w:val="ru-RU"/>
+        </w:rPr>
+        <w:t>плерома</w:t>
+      </w:r>
+      <w:r>
+        <w:rPr>
+          <w:lang w:val="ru-RU"/>
+        </w:rPr>
+        <w:t xml:space="preserve"> (полнота, в данном случае полнота бытия). Она присуща богу. Тем не менее, несмотря на нехватку, возможно мыслить и действовать так, как будто её нет. Действие для достижения этой цели называется </w:t>
+      </w:r>
+      <w:r>
+        <w:rPr>
+          <w:i/>
+          <w:lang w:val="ru-RU"/>
+        </w:rPr>
+        <w:t>Экклесия</w:t>
+      </w:r>
+      <w:r>
+        <w:rPr>
+          <w:lang w:val="ru-RU"/>
+        </w:rPr>
+        <w:t xml:space="preserve"> (призванные извне) — в русском переводе — церковь. Его эффект достигается исходя из того соображения, что когда люди собираются вместе, результат их совместного действия больше, чем сумма действий каждого из них по отдельности (пример: будучи зависимыми от общественного мнения, мы на глазах у других можем вести себя лучше или приличнее, чем действуя в одиночку). В результате </w:t>
+      </w:r>
+      <w:r>
+        <w:rPr>
+          <w:i/>
+          <w:lang w:val="ru-RU"/>
+        </w:rPr>
+        <w:t>экклесии</w:t>
+      </w:r>
+      <w:r>
+        <w:rPr>
+          <w:lang w:val="ru-RU"/>
+        </w:rPr>
+        <w:t xml:space="preserve"> собравшиеся люди пытаются простить там, где они не могут простить поодиночке, действуя так, </w:t>
+      </w:r>
+      <w:r>
+        <w:rPr>
+          <w:i/>
+          <w:lang w:val="ru-RU"/>
+        </w:rPr>
+        <w:t>как будто</w:t>
+      </w:r>
+      <w:r>
+        <w:rPr>
+          <w:lang w:val="ru-RU"/>
+        </w:rPr>
+        <w:t xml:space="preserve"> они достигли полноты бытия, пытаясь сделать то, что сделал Иисус. Поэтому иногда церковь называют «телом Христовым» — в церкви каждый человек действует, выполняя функцию какой-то части тела. Вставая в позицию имитации полноты бытия человек как будто преодолевает свою ограниченность и конечность. С одной стороны человек по природе своей ощущает смерть, ограниченность, нехватку (голод, любая нужда и потребность — это негативные ощущения, онтологически являющиеся позитивными процессами на материальном уровне — выделение желудочного сока, раздражение нейронов мозга и тп), но с другой стороны, нехватка человека — это то, чего на самом деле также не существует самого по себе (так как она является следствиям сотворения из небытия), а существует только посредством человека. И так как онтологически нехватки не существует, человек обретает полноту бытия, изменяя оптику своего восприятия с помощью </w:t>
+      </w:r>
+      <w:r>
+        <w:rPr>
+          <w:i/>
+          <w:lang w:val="ru-RU"/>
+        </w:rPr>
+        <w:t>экклесии</w:t>
+      </w:r>
+      <w:r>
+        <w:rPr>
+          <w:lang w:val="ru-RU"/>
+        </w:rPr>
+        <w:t>.</w:t>
+      </w:r>
+    </w:p>
+    <w:p>
+      <w:pPr>
+        <w:rPr>
+          <w:lang w:val="ru-RU"/>
+        </w:rPr>
+      </w:pPr>
+      <w:r>
+        <w:rPr>
+          <w:lang w:val="ru-RU"/>
+        </w:rPr>
+        <w:t xml:space="preserve">Апостол Павел — распространитель Христианской веры. Особый интерес к нему возник в 20 веке, в частности, Джорджем Агамбеном. Он первый обозначил экзистенциальный фактор </w:t>
+      </w:r>
+      <w:r>
+        <w:rPr>
+          <w:lang w:val="ru-RU"/>
+        </w:rPr>
         <w:lastRenderedPageBreak/>
-        <w:t>зло — это отсутствие добра (</w:t>
-      </w:r>
-      <w:r>
-        <w:rPr>
-          <w:i/>
-        </w:rPr>
-        <w:t>defectio</w:t>
-      </w:r>
-      <w:r>
-        <w:t xml:space="preserve">). </w:t>
-      </w:r>
-      <w:r>
-        <w:rPr>
-          <w:lang w:val="ru-RU"/>
-        </w:rPr>
-        <w:t xml:space="preserve">Почему же люди так долго не замечали того, что они являются причиной зла? В качестве ответа на вопрос можно привести в пример игромана в казино. Проблема игрока в том, что те пределы (максимальная сумма, которую можно проиграть), которые ставит себе человек — на самом деле их не существует, и проигравший </w:t>
-      </w:r>
-      <w:r>
-        <w:rPr>
-          <w:i/>
-          <w:lang w:val="ru-RU"/>
-        </w:rPr>
-        <w:t>падает</w:t>
-      </w:r>
-      <w:r>
-        <w:rPr>
-          <w:lang w:val="ru-RU"/>
-        </w:rPr>
-        <w:t xml:space="preserve"> (падший — христианское определение такого человека) в бездну, которую он принимает за самого себя, когда как, возвращаясь в начало урока, христианство говорит о том, что никакого подлинного «себя» не существует! Психолог, который для решения ментальных проблем предложит человеку найти «подлинное я», на самом деле заставит бесконечно его погружаться в бездну </w:t>
-      </w:r>
-      <w:r>
-        <w:rPr>
-          <w:i/>
-          <w:lang w:val="ru-RU"/>
-        </w:rPr>
-        <w:t>падения</w:t>
-      </w:r>
-      <w:r>
-        <w:rPr>
-          <w:lang w:val="ru-RU"/>
-        </w:rPr>
-        <w:t>. Любое желание — это бездна, потому что если я чего-то желаю, это значит, что во мне есть нехватка, и эта нехватка на самом деле носит структурный характер. Это и есть проявление той самой негативности. Быть собой просто невозможно. Именно это является причиной разрыва между людьми. Какое бы зло во благо человек не сделал (ударил по пальцам ребенку, тянущему руки к розетке), нет гарантии, что это было именно воспитание, а не перегибание палки и утоление жестокости.</w:t>
-      </w:r>
-    </w:p>
-    <w:p>
-      <w:pPr>
-        <w:rPr>
-          <w:lang w:val="ru-RU"/>
-        </w:rPr>
-      </w:pPr>
-      <w:r>
-        <w:rPr>
-          <w:lang w:val="ru-RU"/>
-        </w:rPr>
-        <w:t xml:space="preserve">Что же такое зло на самом деле? </w:t>
-      </w:r>
-      <w:r>
-        <w:rPr>
-          <w:b/>
-          <w:lang w:val="ru-RU"/>
-        </w:rPr>
-        <w:t>Гиперфания</w:t>
-      </w:r>
-      <w:r>
-        <w:rPr>
-          <w:lang w:val="ru-RU"/>
-        </w:rPr>
-        <w:t xml:space="preserve"> (гордыня) — это самый порочный грех. Да, человек является в известном смысле злом, но он этого не знает, поэтому у него возникает иллюзия, что он может справиться с чем-либо сам.</w:t>
-      </w:r>
-    </w:p>
-    <w:p>
-      <w:pPr>
-        <w:rPr>
-          <w:lang w:val="ru-RU"/>
-        </w:rPr>
-      </w:pPr>
-      <w:r>
-        <w:rPr>
-          <w:lang w:val="ru-RU"/>
-        </w:rPr>
-        <w:t xml:space="preserve">Что же делать в ситуации, когда собственного я не существует? Заимствовать, и для этого есть два термина — </w:t>
-      </w:r>
-      <w:r>
-        <w:rPr>
-          <w:b/>
-          <w:lang w:val="ru-RU"/>
-        </w:rPr>
-        <w:t>Эйкон</w:t>
-      </w:r>
-      <w:r>
-        <w:rPr>
-          <w:lang w:val="ru-RU"/>
-        </w:rPr>
-        <w:t xml:space="preserve"> (образ) и </w:t>
-      </w:r>
-      <w:r>
-        <w:rPr>
-          <w:b/>
-          <w:lang w:val="ru-RU"/>
-        </w:rPr>
-        <w:t>хомоисис</w:t>
-      </w:r>
-      <w:r>
-        <w:rPr>
-          <w:lang w:val="ru-RU"/>
-        </w:rPr>
-        <w:t xml:space="preserve"> (подобие). Бог создал человека «по образу и подобию» означает, что человек заимствует свое существование (ведь образ это то, чего вообще-то нет). Человек это образ и подобие, потому что ничего другого ему не остается; иначе он просто будет никем. Это заимствование получается за счет </w:t>
-      </w:r>
-      <w:r>
-        <w:rPr>
-          <w:b/>
-          <w:lang w:val="ru-RU"/>
-        </w:rPr>
-        <w:t>агапэ</w:t>
-      </w:r>
-      <w:r>
-        <w:rPr>
-          <w:lang w:val="ru-RU"/>
-        </w:rPr>
-        <w:t xml:space="preserve"> (жертвенная, бескорыстная любовь, не являющаяся страстью, выражающаяся на уровне поступков, а не эмоций). Приблизительно объяснить агапэ можно через взаимную романтическую любовь между мужчиной и женщиной. Любовь между родителем и ребенком годится меньше, потому что она не свободна; романтическая любовь обладает полной свободой воли. Когда человек любит, он видит в другом то, что делает человека </w:t>
-      </w:r>
-      <w:r>
-        <w:rPr>
-          <w:i/>
-          <w:lang w:val="ru-RU"/>
-        </w:rPr>
-        <w:t>уникальным</w:t>
-      </w:r>
-      <w:r>
-        <w:rPr>
-          <w:lang w:val="ru-RU"/>
-        </w:rPr>
-        <w:t xml:space="preserve">. Это что-то, некий фактор, который нельзя объяснить, нельзя описать словами. И когда в человеке видят этот фактор, он становится неким структурным ядром, формирующим собственное «я» у любимого человека. Вокруг этого ядра в свою очередь уже и возникают </w:t>
-      </w:r>
-      <w:r>
-        <w:rPr>
-          <w:b/>
-          <w:lang w:val="ru-RU"/>
-        </w:rPr>
-        <w:t>образ и подобие</w:t>
-      </w:r>
-      <w:r>
-        <w:rPr>
-          <w:lang w:val="ru-RU"/>
-        </w:rPr>
-        <w:t>. Происходит некое творение из небытия.</w:t>
-      </w:r>
-    </w:p>
-    <w:p>
-      <w:pPr>
-        <w:rPr>
-          <w:lang w:val="ru-RU"/>
-        </w:rPr>
-      </w:pPr>
-      <w:r>
-        <w:rPr>
-          <w:lang w:val="ru-RU"/>
-        </w:rPr>
-        <w:t xml:space="preserve">Теперь возьмем двух людей с самым радикальным разрывом — палач(кредитор) и жертва(должник), то есть случай насильника и жертвы. Конечно, в случае вопиющей жестокости и несправедливости жертва и осуждающие будет жаждать </w:t>
-      </w:r>
-      <w:r>
-        <w:rPr>
-          <w:i/>
-          <w:lang w:val="ru-RU"/>
-        </w:rPr>
-        <w:t>воздаяния</w:t>
-      </w:r>
-      <w:r>
-        <w:rPr>
-          <w:lang w:val="ru-RU"/>
-        </w:rPr>
-        <w:t xml:space="preserve">. Для того, чтобы залатать такой неразрешимый разрыв, остановить моховик насилия, необходим посредник, и не он должен не просто простить палача, но и принять на себя искупительную жертву. Это некий «юридический» аспект, восстанавливающий справедливость. Но ему недостаточно брать просто абсорбентом страдания: может быть, жертва не захочет, чтобы воздаяние принимал на себя неповинный человек, и будет жаждать расплаты именно с насильником. Существует и второй аспект: его поступок преображает и палача, и жертву: палача, потому что он его прощает (вызывая раскаяние), а жертву, потому что он берет на себя его страдания (устраняя ожесточение). Это и есть </w:t>
-      </w:r>
-      <w:r>
-        <w:rPr>
-          <w:i/>
-          <w:lang w:val="ru-RU"/>
-        </w:rPr>
-        <w:t>агапэ</w:t>
-      </w:r>
-      <w:r>
-        <w:rPr>
-          <w:lang w:val="ru-RU"/>
-        </w:rPr>
-        <w:t xml:space="preserve">, своим поступком посредник доказывает свою любовь к людям и несет </w:t>
-      </w:r>
-      <w:r>
-        <w:rPr>
-          <w:i/>
-          <w:lang w:val="ru-RU"/>
-        </w:rPr>
-        <w:t>теозис</w:t>
-      </w:r>
-      <w:r>
-        <w:rPr>
-          <w:lang w:val="ru-RU"/>
-        </w:rPr>
-        <w:t xml:space="preserve"> (обожествление) — человек возвышается на уровень бога. Этим посредником не может быть человек, потому что человек не может быть той истиной, которую он ищет; как было показано при переходе от скептиков к христианству, истина может являться людям в конкретном феномене или явлении, поэтому им оказался сын божий Христос.</w:t>
-      </w:r>
-    </w:p>
-    <w:p>
-      <w:pPr>
-        <w:rPr>
-          <w:lang w:val="ru-RU"/>
-        </w:rPr>
-      </w:pPr>
-      <w:r>
-        <w:rPr>
-          <w:lang w:val="ru-RU"/>
-        </w:rPr>
-        <w:lastRenderedPageBreak/>
-        <w:t>Апостол Павел отличается ото всех других апостолов тем, что не видел Христа. Именно он был главным проповедником. Он свидетельствовал обо всех Христовых событиях постфактум. Как он мог до нее додуматься? Только с помощью божественного. С этической точки зрения догмат христианства предшествует появлению Христа, потому что логически вытекает из логики предшествующей этики.</w:t>
+        <w:t xml:space="preserve">христианской этики и назвал его </w:t>
+      </w:r>
+      <w:r>
+        <w:rPr>
+          <w:b/>
+          <w:lang w:val="ru-RU"/>
+        </w:rPr>
+        <w:t>мессианским временем</w:t>
+      </w:r>
+      <w:r>
+        <w:rPr>
+          <w:lang w:val="ru-RU"/>
+        </w:rPr>
+        <w:t xml:space="preserve">. Что это такое? Человек в повседневности имеет дело с субъективным </w:t>
+      </w:r>
+      <w:r>
+        <w:rPr>
+          <w:i/>
+          <w:lang w:val="ru-RU"/>
+        </w:rPr>
+        <w:t>образом времени</w:t>
+      </w:r>
+      <w:r>
+        <w:rPr>
+          <w:lang w:val="ru-RU"/>
+        </w:rPr>
+        <w:t xml:space="preserve">, представляя его, как стрелу с прошедшим, настоящим и будущим (на самом деле искусственная модель времени человека). Но есть время, существующее помимо сложившегося </w:t>
+      </w:r>
+      <w:r>
+        <w:rPr>
+          <w:i/>
+          <w:lang w:val="ru-RU"/>
+        </w:rPr>
+        <w:t>образа времени</w:t>
+      </w:r>
+      <w:r>
+        <w:rPr>
+          <w:lang w:val="ru-RU"/>
+        </w:rPr>
+        <w:t xml:space="preserve"> — это то время, в течении которого у человека формируется этот самый образ времени, и оно называется </w:t>
+      </w:r>
+      <w:r>
+        <w:rPr>
+          <w:b/>
+          <w:lang w:val="ru-RU"/>
+        </w:rPr>
+        <w:t>оперативным временем</w:t>
+      </w:r>
+      <w:r>
+        <w:rPr>
+          <w:lang w:val="ru-RU"/>
+        </w:rPr>
+        <w:t xml:space="preserve">. В нем нет разделения на прошлое, настоящее и будущее. Используя оперативное время как экзистенциальный фактор, человек может достичь полноты бытия. Кроме момента где-то в начале жизни, когда происходит формирование образа времени, есть ещё одна ситуация, когда оперативное время может возникнуть: это предсмертное состояние, когда, как говорится «вся жизнь пронеслась перед глазами», и оно называется </w:t>
+      </w:r>
+      <w:r>
+        <w:rPr>
+          <w:i/>
+          <w:lang w:val="ru-RU"/>
+        </w:rPr>
+        <w:t>панорамным видением жизни</w:t>
+      </w:r>
+      <w:r>
+        <w:rPr>
+          <w:lang w:val="ru-RU"/>
+        </w:rPr>
+        <w:t xml:space="preserve">. Апостол Павел называет это </w:t>
+      </w:r>
+      <w:r>
+        <w:rPr>
+          <w:b/>
+          <w:lang w:val="ru-RU"/>
+        </w:rPr>
+        <w:t>сжатым временем</w:t>
+      </w:r>
+      <w:r>
+        <w:rPr>
+          <w:lang w:val="ru-RU"/>
+        </w:rPr>
+        <w:t xml:space="preserve">. В этот момент происходит как бы одновременное присутствие во всех точках жизни, то есть присутствие всего прошлого а настоящем. На самом деле попасть в состояние сжатого времени может не только в конце или в начале, а где-то внутри образа времени с помощью операции </w:t>
+      </w:r>
+      <w:r>
+        <w:rPr>
+          <w:i/>
+          <w:lang w:val="ru-RU"/>
+        </w:rPr>
+        <w:t>размыкания образа времени</w:t>
+      </w:r>
+      <w:r>
+        <w:rPr>
+          <w:lang w:val="ru-RU"/>
+        </w:rPr>
+        <w:t>. В этом смысле состояние сжатого времени является первичным и естественным по отношению к сформированному человеком образу времени, поэтому человек скорее не входит в это состояние, а «возвращается» в него при выходе из образа времени. Ведь проект христианства основан не на том, что царствие божье наступит когда-то в будущем; речь о том, что прямо сейчас можно войти в перспективу, где у человека нет греховности и нехватки и где он может обрести полноту бытия (</w:t>
+      </w:r>
+      <w:r>
+        <w:rPr>
+          <w:i/>
+          <w:lang w:val="ru-RU"/>
+        </w:rPr>
+        <w:t>плерома</w:t>
+      </w:r>
+      <w:r>
+        <w:rPr>
+          <w:lang w:val="ru-RU"/>
+        </w:rPr>
+        <w:t>) — это и есть операция размыкания. Ведь нехватка и греховность существует именно тогда, когда человек находится в образе времени. В противовес стоикам, которые убирают измерения прошлого и будущего, в христианстве происходит добавление нового четвертого измерения сжатого времени. Это и является особым экзистенциальным опытом; он может даже не сводиться к христианству — его можно использовать иначе. В контексте христианства достижение опыта сжатого времени важно для того, чтобы оно из умозрительной конструкции, этической практики или просто веры стало культурным кодом, новым типом цивилизации. Операция размыкания происходит следующим образом: чтобы достичь полноты бытия (и вообще любой цели), вместо того, чтобы создавать условия, благоприятные для достижения цели, необходимо начать действовать так, как будто цель уже достигнута, создавая желанные условия и приближая тем самым желанное будущее. Главным в этой схеме является действие/акт: важно именно поступать сообразно тому, как если бы желанная цель уже была достигнута. Кроме того, своими действиями можно изменить смысл уже произошедших событий, интерпретируя их так, как это нужно для достижения цели. Тогда прошлое, настоящее и будущее будут составлять собой единую систему, иными словами, совершилось сжатие времени. Для успешного осуществления этой практики важна коллективность: это не индивидуальная практика, она действует в рамках сообщества (</w:t>
+      </w:r>
+      <w:r>
+        <w:rPr>
+          <w:i/>
+          <w:lang w:val="ru-RU"/>
+        </w:rPr>
+        <w:t>экклесия</w:t>
+      </w:r>
+      <w:r>
+        <w:rPr>
+          <w:lang w:val="ru-RU"/>
+        </w:rPr>
+        <w:t>). Сам апостол Павел совершал для достижения мессианской цели акт — создание экклесий; более приближенным примером такого поведения является советская фантастика 60 годов (Стругацкие, Ефимов), рассказывающая о человеке будущего.</w:t>
+      </w:r>
+    </w:p>
+    <w:p>
+      <w:pPr>
+        <w:rPr>
+          <w:lang w:val="ru-RU"/>
+        </w:rPr>
+      </w:pPr>
+      <w:r>
+        <w:rPr>
+          <w:lang w:val="ru-RU"/>
+        </w:rPr>
+        <w:t>Проблема в том, что та культура, которая будет построена на христианском проекте, необходимо создать новую картину мира, в которой будет заложен зияющий раскол.</w:t>
       </w:r>
     </w:p>
     <w:p>
@@ -4026,16 +4346,15 @@
         <w:rPr>
           <w:b w:val="0"/>
           <w:i w:val="0"/>
-          <w:lang w:val="ru-RU"/>
         </w:rPr>
       </w:pPr>
       <w:r>
         <w:rPr>
           <w:b w:val="0"/>
           <w:i w:val="0"/>
-          <w:lang w:val="ru-RU"/>
-        </w:rPr>
-        <w:t>Урок 26. Экзистенциальный фактор возникновения христианской этики</w:t>
+        </w:rPr>
+        <w:lastRenderedPageBreak/>
+        <w:t>Урок 27. Онтология христианства</w:t>
       </w:r>
     </w:p>
     <w:p>
@@ -4043,7 +4362,7 @@
         <w:fldChar w:fldCharType="begin"/>
       </w:r>
       <w:r>
-        <w:instrText xml:space="preserve"> INCLUDEPICTURE  \d "/lesson-previews/lesson-26-preview.jpeg" \* MERGEFORMATINET </w:instrText>
+        <w:instrText xml:space="preserve"> INCLUDEPICTURE  \d "/lesson-previews/lesson-27-preview.jpeg" \* MERGEFORMATINET </w:instrText>
       </w:r>
       <w:r>
         <w:fldChar w:fldCharType="separate"/>
@@ -4052,7 +4371,7 @@
         <w:fldChar w:fldCharType="begin"/>
       </w:r>
       <w:r>
-        <w:instrText xml:space="preserve"> INCLUDEPICTURE  \d "/lesson-previews/lesson-26-preview.jpeg" \* MERGEFORMATINET </w:instrText>
+        <w:instrText xml:space="preserve"> INCLUDEPICTURE  \d "/lesson-previews/lesson-27-preview.jpeg" \* MERGEFORMATINET </w:instrText>
       </w:r>
       <w:r>
         <w:fldChar w:fldCharType="separate"/>
@@ -4061,307 +4380,29 @@
         <w:fldChar w:fldCharType="begin"/>
       </w:r>
       <w:r>
-        <w:instrText xml:space="preserve"> INCLUDEPICTURE  \d "/lesson-previews/lesson-26-preview.jpeg" \* MERGEFORMATINET </w:instrText>
+        <w:instrText xml:space="preserve"> INCLUDEPICTURE  \d "/lesson-previews/lesson-27-preview.jpeg" \* MERGEFORMATINET </w:instrText>
       </w:r>
       <w:r>
         <w:fldChar w:fldCharType="separate"/>
       </w:r>
       <w:r>
+        <w:fldChar w:fldCharType="begin"/>
+      </w:r>
+      <w:r>
+        <w:instrText xml:space="preserve"> INCLUDEPICTURE  \d "/lesson-previews/lesson-27-preview.jpeg" \* MERGEFORMATINET </w:instrText>
+      </w:r>
+      <w:r>
+        <w:fldChar w:fldCharType="separate"/>
+      </w:r>
+      <w:r>
         <w:pict>
-          <v:shape id="_x0000_i1032" type="#_x0000_t75" alt="lesson-26-preview" style="width:3in;height:3in">
+          <v:shape id="_x0000_i1033" type="#_x0000_t75" alt="lesson-27-preview" style="width:3in;height:3in">
             <v:imagedata r:id="rId14"/>
           </v:shape>
         </w:pict>
       </w:r>
       <w:r>
         <w:fldChar w:fldCharType="end"/>
-      </w:r>
-      <w:r>
-        <w:fldChar w:fldCharType="end"/>
-      </w:r>
-      <w:r>
-        <w:fldChar w:fldCharType="end"/>
-      </w:r>
-    </w:p>
-    <w:p>
-      <w:pPr>
-        <w:rPr>
-          <w:lang w:val="ru-RU"/>
-        </w:rPr>
-      </w:pPr>
-      <w:r>
-        <w:rPr>
-          <w:lang w:val="ru-RU"/>
-        </w:rPr>
-        <w:t xml:space="preserve">Как же из логической необходимости жертвы Христа вытекает этическая практика — главный фактор в этике? Человек характеризуется нехваткой; нечто, противоположное нехватке называется </w:t>
-      </w:r>
-      <w:r>
-        <w:rPr>
-          <w:i/>
-          <w:lang w:val="ru-RU"/>
-        </w:rPr>
-        <w:t>плерома</w:t>
-      </w:r>
-      <w:r>
-        <w:rPr>
-          <w:lang w:val="ru-RU"/>
-        </w:rPr>
-        <w:t xml:space="preserve"> (полнота, в данном случае полнота бытия). Она присуща богу. Тем не менее, несмотря на нехватку, возможно мыслить и действовать так, как будто её нет. Действие для достижения этой цели называется </w:t>
-      </w:r>
-      <w:r>
-        <w:rPr>
-          <w:i/>
-          <w:lang w:val="ru-RU"/>
-        </w:rPr>
-        <w:t>Экклесия</w:t>
-      </w:r>
-      <w:r>
-        <w:rPr>
-          <w:lang w:val="ru-RU"/>
-        </w:rPr>
-        <w:t xml:space="preserve"> (призванные извне) — в русском переводе — церковь. Его эффект достигается исходя из того соображения, что когда люди собираются вместе, результат их совместного действия больше, чем сумма действий каждого из них по отдельности (пример: будучи зависимыми от общественного мнения, мы на глазах у других можем вести себя лучше или приличнее, чем действуя в одиночку). В результате </w:t>
-      </w:r>
-      <w:r>
-        <w:rPr>
-          <w:i/>
-          <w:lang w:val="ru-RU"/>
-        </w:rPr>
-        <w:t>экклесии</w:t>
-      </w:r>
-      <w:r>
-        <w:rPr>
-          <w:lang w:val="ru-RU"/>
-        </w:rPr>
-        <w:t xml:space="preserve"> собравшиеся люди пытаются простить там, где они не могут простить поодиночке, действуя так, </w:t>
-      </w:r>
-      <w:r>
-        <w:rPr>
-          <w:i/>
-          <w:lang w:val="ru-RU"/>
-        </w:rPr>
-        <w:t>как будто</w:t>
-      </w:r>
-      <w:r>
-        <w:rPr>
-          <w:lang w:val="ru-RU"/>
-        </w:rPr>
-        <w:t xml:space="preserve"> они достигли полноты бытия, пытаясь сделать то, что сделал Иисус. Поэтому иногда церковь называют «телом Христовым» — в церкви каждый человек действует, выполняя функцию какой-то части тела. Вставая в позицию имитации полноты бытия человек как будто преодолевает свою ограниченность и конечность. С одной стороны человек по природе своей ощущает смерть, ограниченность, нехватку (голод, любая нужда и потребность — это негативные ощущения, онтологически являющиеся позитивными процессами на материальном уровне — выделение желудочного сока, раздражение нейронов мозга и тп), но с другой стороны, нехватка человека — это то, чего на самом деле также не существует самого по себе (так как она является следствиям сотворения из небытия), а существует только посредством человека. И так как онтологически нехватки не существует, человек обретает полноту бытия, изменяя оптику своего восприятия с помощью </w:t>
-      </w:r>
-      <w:r>
-        <w:rPr>
-          <w:i/>
-          <w:lang w:val="ru-RU"/>
-        </w:rPr>
-        <w:t>экклесии</w:t>
-      </w:r>
-      <w:r>
-        <w:rPr>
-          <w:lang w:val="ru-RU"/>
-        </w:rPr>
-        <w:t>.</w:t>
-      </w:r>
-    </w:p>
-    <w:p>
-      <w:pPr>
-        <w:rPr>
-          <w:lang w:val="ru-RU"/>
-        </w:rPr>
-      </w:pPr>
-      <w:r>
-        <w:rPr>
-          <w:lang w:val="ru-RU"/>
-        </w:rPr>
-        <w:t xml:space="preserve">Апостол Павел — распространитель Христианской веры. Особый интерес к нему возник в 20 веке, в частности, Джорджем Агамбеном. Он первый обозначил экзистенциальный фактор </w:t>
-      </w:r>
-      <w:r>
-        <w:rPr>
-          <w:lang w:val="ru-RU"/>
-        </w:rPr>
-        <w:lastRenderedPageBreak/>
-        <w:t xml:space="preserve">христианской этики и назвал его </w:t>
-      </w:r>
-      <w:r>
-        <w:rPr>
-          <w:b/>
-          <w:lang w:val="ru-RU"/>
-        </w:rPr>
-        <w:t>мессианским временем</w:t>
-      </w:r>
-      <w:r>
-        <w:rPr>
-          <w:lang w:val="ru-RU"/>
-        </w:rPr>
-        <w:t xml:space="preserve">. Что это такое? Человек в повседневности имеет дело с субъективным </w:t>
-      </w:r>
-      <w:r>
-        <w:rPr>
-          <w:i/>
-          <w:lang w:val="ru-RU"/>
-        </w:rPr>
-        <w:t>образом времени</w:t>
-      </w:r>
-      <w:r>
-        <w:rPr>
-          <w:lang w:val="ru-RU"/>
-        </w:rPr>
-        <w:t xml:space="preserve">, представляя его, как стрелу с прошедшим, настоящим и будущим (на самом деле искусственная модель времени человека). Но есть время, существующее помимо сложившегося </w:t>
-      </w:r>
-      <w:r>
-        <w:rPr>
-          <w:i/>
-          <w:lang w:val="ru-RU"/>
-        </w:rPr>
-        <w:t>образа времени</w:t>
-      </w:r>
-      <w:r>
-        <w:rPr>
-          <w:lang w:val="ru-RU"/>
-        </w:rPr>
-        <w:t xml:space="preserve"> — это то время, в течении которого у человека формируется этот самый образ времени, и оно называется </w:t>
-      </w:r>
-      <w:r>
-        <w:rPr>
-          <w:b/>
-          <w:lang w:val="ru-RU"/>
-        </w:rPr>
-        <w:t>оперативным временем</w:t>
-      </w:r>
-      <w:r>
-        <w:rPr>
-          <w:lang w:val="ru-RU"/>
-        </w:rPr>
-        <w:t xml:space="preserve">. В нем нет разделения на прошлое, настоящее и будущее. Используя оперативное время как экзистенциальный фактор, человек может достичь полноты бытия. Кроме момента где-то в начале жизни, когда происходит формирование образа времени, есть ещё одна ситуация, когда оперативное время может возникнуть: это предсмертное состояние, когда, как говорится «вся жизнь пронеслась перед глазами», и оно называется </w:t>
-      </w:r>
-      <w:r>
-        <w:rPr>
-          <w:i/>
-          <w:lang w:val="ru-RU"/>
-        </w:rPr>
-        <w:t>панорамным видением жизни</w:t>
-      </w:r>
-      <w:r>
-        <w:rPr>
-          <w:lang w:val="ru-RU"/>
-        </w:rPr>
-        <w:t xml:space="preserve">. Апостол Павел называет это </w:t>
-      </w:r>
-      <w:r>
-        <w:rPr>
-          <w:b/>
-          <w:lang w:val="ru-RU"/>
-        </w:rPr>
-        <w:t>сжатым временем</w:t>
-      </w:r>
-      <w:r>
-        <w:rPr>
-          <w:lang w:val="ru-RU"/>
-        </w:rPr>
-        <w:t xml:space="preserve">. В этот момент происходит как бы одновременное присутствие во всех точках жизни, то есть присутствие всего прошлого а настоящем. На самом деле попасть в состояние сжатого времени может не только в конце или в начале, а где-то внутри образа времени с помощью операции </w:t>
-      </w:r>
-      <w:r>
-        <w:rPr>
-          <w:i/>
-          <w:lang w:val="ru-RU"/>
-        </w:rPr>
-        <w:t>размыкания образа времени</w:t>
-      </w:r>
-      <w:r>
-        <w:rPr>
-          <w:lang w:val="ru-RU"/>
-        </w:rPr>
-        <w:t>. В этом смысле состояние сжатого времени является первичным и естественным по отношению к сформированному человеком образу времени, поэтому человек скорее не входит в это состояние, а «возвращается» в него при выходе из образа времени. Ведь проект христианства основан не на том, что царствие божье наступит когда-то в будущем; речь о том, что прямо сейчас можно войти в перспективу, где у человека нет греховности и нехватки и где он может обрести полноту бытия (</w:t>
-      </w:r>
-      <w:r>
-        <w:rPr>
-          <w:i/>
-          <w:lang w:val="ru-RU"/>
-        </w:rPr>
-        <w:t>плерома</w:t>
-      </w:r>
-      <w:r>
-        <w:rPr>
-          <w:lang w:val="ru-RU"/>
-        </w:rPr>
-        <w:t>) — это и есть операция размыкания. Ведь нехватка и греховность существует именно тогда, когда человек находится в образе времени. В противовес стоикам, которые убирают измерения прошлого и будущего, в христианстве происходит добавление нового четвертого измерения сжатого времени. Это и является особым экзистенциальным опытом; он может даже не сводиться к христианству — его можно использовать иначе. В контексте христианства достижение опыта сжатого времени важно для того, чтобы оно из умозрительной конструкции, этической практики или просто веры стало культурным кодом, новым типом цивилизации. Операция размыкания происходит следующим образом: чтобы достичь полноты бытия (и вообще любой цели), вместо того, чтобы создавать условия, благоприятные для достижения цели, необходимо начать действовать так, как будто цель уже достигнута, создавая желанные условия и приближая тем самым желанное будущее. Главным в этой схеме является действие/акт: важно именно поступать сообразно тому, как если бы желанная цель уже была достигнута. Кроме того, своими действиями можно изменить смысл уже произошедших событий, интерпретируя их так, как это нужно для достижения цели. Тогда прошлое, настоящее и будущее будут составлять собой единую систему, иными словами, совершилось сжатие времени. Для успешного осуществления этой практики важна коллективность: это не индивидуальная практика, она действует в рамках сообщества (</w:t>
-      </w:r>
-      <w:r>
-        <w:rPr>
-          <w:i/>
-          <w:lang w:val="ru-RU"/>
-        </w:rPr>
-        <w:t>экклесия</w:t>
-      </w:r>
-      <w:r>
-        <w:rPr>
-          <w:lang w:val="ru-RU"/>
-        </w:rPr>
-        <w:t>). Сам апостол Павел совершал для достижения мессианской цели акт — создание экклесий; более приближенным примером такого поведения является советская фантастика 60 годов (Стругацкие, Ефимов), рассказывающая о человеке будущего.</w:t>
-      </w:r>
-    </w:p>
-    <w:p>
-      <w:pPr>
-        <w:rPr>
-          <w:lang w:val="ru-RU"/>
-        </w:rPr>
-      </w:pPr>
-      <w:r>
-        <w:rPr>
-          <w:lang w:val="ru-RU"/>
-        </w:rPr>
-        <w:t>Проблема в том, что та культура, которая будет построена на христианском проекте, необходимо создать новую картину мира, в которой будет заложен зияющий раскол.</w:t>
-      </w:r>
-    </w:p>
-    <w:p>
-      <w:pPr>
-        <w:pStyle w:val="Heading2"/>
-        <w:rPr>
-          <w:b w:val="0"/>
-          <w:i w:val="0"/>
-        </w:rPr>
-      </w:pPr>
-      <w:r>
-        <w:rPr>
-          <w:b w:val="0"/>
-          <w:i w:val="0"/>
-        </w:rPr>
-        <w:lastRenderedPageBreak/>
-        <w:t>Урок 27. Онтология христианства</w:t>
-      </w:r>
-    </w:p>
-    <w:p>
-      <w:r>
-        <w:fldChar w:fldCharType="begin"/>
-      </w:r>
-      <w:r>
-        <w:instrText xml:space="preserve"> INCLUDEPICTURE  \d "/lesson-previews/lesson-27-preview.jpeg" \* MERGEFORMATINET </w:instrText>
-      </w:r>
-      <w:r>
-        <w:fldChar w:fldCharType="separate"/>
-      </w:r>
-      <w:r>
-        <w:fldChar w:fldCharType="begin"/>
-      </w:r>
-      <w:r>
-        <w:instrText xml:space="preserve"> INCLUDEPICTURE  \d "/lesson-previews/lesson-27-preview.jpeg" \* MERGEFORMATINET </w:instrText>
-      </w:r>
-      <w:r>
-        <w:fldChar w:fldCharType="separate"/>
-      </w:r>
-      <w:r>
-        <w:fldChar w:fldCharType="begin"/>
-      </w:r>
-      <w:r>
-        <w:instrText xml:space="preserve"> INCLUDEPICTURE  \d "/lesson-previews/lesson-27-preview.jpeg" \* MERGEFORMATINET </w:instrText>
-      </w:r>
-      <w:r>
-        <w:fldChar w:fldCharType="separate"/>
-      </w:r>
-      <w:r>
-        <w:pict>
-          <v:shape id="_x0000_i1033" type="#_x0000_t75" alt="lesson-27-preview" style="width:3in;height:3in">
-            <v:imagedata r:id="rId15"/>
-          </v:shape>
-        </w:pict>
       </w:r>
       <w:r>
         <w:fldChar w:fldCharType="end"/>
@@ -4903,11 +4944,23 @@
         <w:fldChar w:fldCharType="separate"/>
       </w:r>
       <w:r>
+        <w:fldChar w:fldCharType="begin"/>
+      </w:r>
+      <w:r>
+        <w:instrText xml:space="preserve"> INCLUDEPICTURE  \d "/lesson-previews/lesson-28-preview.jpeg" \* MERGEFORMATINET </w:instrText>
+      </w:r>
+      <w:r>
+        <w:fldChar w:fldCharType="separate"/>
+      </w:r>
+      <w:r>
         <w:pict>
           <v:shape id="_x0000_i1034" type="#_x0000_t75" alt="lesson-28-preview" style="width:3in;height:3in">
-            <v:imagedata r:id="rId16"/>
+            <v:imagedata r:id="rId15"/>
           </v:shape>
         </w:pict>
+      </w:r>
+      <w:r>
+        <w:fldChar w:fldCharType="end"/>
       </w:r>
       <w:r>
         <w:fldChar w:fldCharType="end"/>
@@ -5227,11 +5280,23 @@
         <w:fldChar w:fldCharType="separate"/>
       </w:r>
       <w:r>
+        <w:fldChar w:fldCharType="begin"/>
+      </w:r>
+      <w:r>
+        <w:instrText xml:space="preserve"> INCLUDEPICTURE  \d "/lesson-previews/lesson-29-preview.jpeg" \* MERGEFORMATINET </w:instrText>
+      </w:r>
+      <w:r>
+        <w:fldChar w:fldCharType="separate"/>
+      </w:r>
+      <w:r>
         <w:pict>
           <v:shape id="_x0000_i1035" type="#_x0000_t75" alt="lesson-29-preview" style="width:3in;height:3in">
-            <v:imagedata r:id="rId17"/>
+            <v:imagedata r:id="rId16"/>
           </v:shape>
         </w:pict>
+      </w:r>
+      <w:r>
+        <w:fldChar w:fldCharType="end"/>
       </w:r>
       <w:r>
         <w:fldChar w:fldCharType="end"/>
